--- a/pcnet-web/backend/modelo_balist_1.docx
+++ b/pcnet-web/backend/modelo_balist_1.docx
@@ -270,7 +270,7 @@
           <w:rFonts w:ascii="Times-Roman" w:eastAsia="Times-Roman" w:hAnsi="Times-Roman" w:cs="Times-Roman"/>
           <w:sz w:val="24"/>
         </w:rPr>
-        <w:t>} cm e comprimento total de {</w:t>
+        <w:t>} mm e comprimento total de {</w:t>
       </w:r>
       <w:proofErr w:type="spellStart"/>
       <w:r>
@@ -286,7 +286,7 @@
           <w:rFonts w:ascii="Times-Roman" w:eastAsia="Times-Roman" w:hAnsi="Times-Roman" w:cs="Times-Roman"/>
           <w:sz w:val="24"/>
         </w:rPr>
-        <w:t>} cm (todas as medidas aproximadas).{/</w:t>
+        <w:t>} mm (todas as medidas aproximadas).{/</w:t>
       </w:r>
       <w:proofErr w:type="spellStart"/>
       <w:r>
@@ -398,7 +398,23 @@
           <w:rFonts w:ascii="Times-Roman" w:eastAsia="Times-Roman" w:hAnsi="Times-Roman" w:cs="Times-Roman"/>
           <w:sz w:val="24"/>
         </w:rPr>
-        <w:t>} cm, acabamento {acabamento}, capacidade para {capacidade} cartuchos, {</w:t>
+        <w:t>} mm, comprimento total de {</w:t>
+      </w:r>
+      <w:proofErr w:type="spellStart"/>
+      <w:r>
+        <w:rPr>
+          <w:rFonts w:ascii="Times-Roman" w:eastAsia="Times-Roman" w:hAnsi="Times-Roman" w:cs="Times-Roman"/>
+          <w:sz w:val="24"/>
+        </w:rPr>
+        <w:t>comprimento_total</w:t>
+      </w:r>
+      <w:proofErr w:type="spellEnd"/>
+      <w:r>
+        <w:rPr>
+          <w:rFonts w:ascii="Times-Roman" w:eastAsia="Times-Roman" w:hAnsi="Times-Roman" w:cs="Times-Roman"/>
+          <w:sz w:val="24"/>
+        </w:rPr>
+        <w:t>} mm, acabamento {acabamento}, capacidade para {capacidade} cartuchos, {</w:t>
       </w:r>
       <w:proofErr w:type="spellStart"/>
       <w:r>
@@ -526,7 +542,7 @@
           <w:rFonts w:ascii="Times-Roman" w:eastAsia="Times-Roman" w:hAnsi="Times-Roman" w:cs="Times-Roman"/>
           <w:sz w:val="24"/>
         </w:rPr>
-        <w:t>} cm, acabamento {acabamento}, {</w:t>
+        <w:t>} mm, acabamento {acabamento}, {</w:t>
       </w:r>
       <w:proofErr w:type="spellStart"/>
       <w:r>
@@ -686,7 +702,7 @@
           <w:rFonts w:ascii="Times-Roman" w:eastAsia="Times-Roman" w:hAnsi="Times-Roman" w:cs="Times-Roman"/>
           <w:sz w:val="24"/>
         </w:rPr>
-        <w:t>} cm de comprimento (todas as medidas aproximadas);{/</w:t>
+        <w:t>} mm de comprimento (todas as medidas aproximadas);{/</w:t>
       </w:r>
       <w:proofErr w:type="spellStart"/>
       <w:r>
@@ -718,23 +734,40 @@
           <w:rFonts w:ascii="Times-Roman" w:eastAsia="Times-Roman" w:hAnsi="Times-Roman" w:cs="Times-Roman"/>
           <w:sz w:val="24"/>
         </w:rPr>
-        <w:t>}e) {</w:t>
-      </w:r>
-      <w:proofErr w:type="spellStart"/>
-      <w:r>
-        <w:rPr>
-          <w:rFonts w:ascii="Times-Roman" w:eastAsia="Times-Roman" w:hAnsi="Times-Roman" w:cs="Times-Roman"/>
-          <w:sz w:val="24"/>
-        </w:rPr>
-        <w:t>qtd_municao</w:t>
-      </w:r>
-      <w:proofErr w:type="spellEnd"/>
-      <w:r>
-        <w:rPr>
-          <w:rFonts w:ascii="Times-Roman" w:eastAsia="Times-Roman" w:hAnsi="Times-Roman" w:cs="Times-Roman"/>
-          <w:sz w:val="24"/>
-        </w:rPr>
-        <w:t>} cartuchos intactos, calibre {calibre}, marca {marca};{/</w:t>
+        <w:t>}</w:t>
+      </w:r>
+      <w:r>
+        <w:t xml:space="preserve"> </w:t>
+      </w:r>
+      <w:r>
+        <w:rPr>
+          <w:rFonts w:ascii="Times-Roman" w:eastAsia="Times-Roman" w:hAnsi="Times-Roman" w:cs="Times-Roman"/>
+          <w:sz w:val="24"/>
+        </w:rPr>
+        <w:t>e) {</w:t>
+      </w:r>
+      <w:proofErr w:type="spellStart"/>
+      <w:r>
+        <w:rPr>
+          <w:rFonts w:ascii="Times-Roman" w:eastAsia="Times-Roman" w:hAnsi="Times-Roman" w:cs="Times-Roman"/>
+          <w:sz w:val="24"/>
+        </w:rPr>
+        <w:t>municoes_detalhes</w:t>
+      </w:r>
+      <w:proofErr w:type="spellEnd"/>
+      <w:r>
+        <w:rPr>
+          <w:rFonts w:ascii="Times-Roman" w:eastAsia="Times-Roman" w:hAnsi="Times-Roman" w:cs="Times-Roman"/>
+          <w:sz w:val="24"/>
+        </w:rPr>
+        <w:t xml:space="preserve">} </w:t>
+      </w:r>
+      <w:r>
+        <w:rPr>
+          <w:rFonts w:ascii="Times-Roman" w:eastAsia="Times-Roman" w:hAnsi="Times-Roman" w:cs="Times-Roman"/>
+          <w:sz w:val="24"/>
+        </w:rPr>
+        <w:t>{/</w:t>
       </w:r>
       <w:proofErr w:type="spellStart"/>
       <w:r>
@@ -878,7 +911,7 @@
           <w:rFonts w:ascii="Times-Roman" w:eastAsia="Times-Roman" w:hAnsi="Times-Roman" w:cs="Times-Roman"/>
           <w:sz w:val="24"/>
         </w:rPr>
-        <w:t>} cm e comprimento total de {</w:t>
+        <w:t>} mm e comprimento total de {</w:t>
       </w:r>
       <w:proofErr w:type="spellStart"/>
       <w:r>
@@ -894,7 +927,7 @@
           <w:rFonts w:ascii="Times-Roman" w:eastAsia="Times-Roman" w:hAnsi="Times-Roman" w:cs="Times-Roman"/>
           <w:sz w:val="24"/>
         </w:rPr>
-        <w:t>} cm (todas as medidas aproximadas).{/</w:t>
+        <w:t>} mm (todas as medidas aproximadas).{/</w:t>
       </w:r>
       <w:proofErr w:type="spellStart"/>
       <w:r>
@@ -2142,7 +2175,7 @@
                 <w:bCs/>
                 <w:noProof/>
               </w:rPr>
-              <w:t>3</w:t>
+              <w:t>2</w:t>
             </w:r>
             <w:r>
               <w:rPr>

--- a/pcnet-web/backend/modelo_balist_1.docx
+++ b/pcnet-web/backend/modelo_balist_1.docx
@@ -119,6 +119,607 @@
           <w:sz w:val="24"/>
         </w:rPr>
       </w:pPr>
+      <w:r>
+        <w:rPr>
+          <w:rFonts w:ascii="Times-Roman" w:eastAsia="Times-Roman" w:hAnsi="Times-Roman" w:cs="Times-Roman"/>
+          <w:sz w:val="24"/>
+        </w:rPr>
+        <w:t>{#</w:t>
+      </w:r>
+      <w:proofErr w:type="spellStart"/>
+      <w:r>
+        <w:rPr>
+          <w:rFonts w:ascii="Times-Roman" w:eastAsia="Times-Roman" w:hAnsi="Times-Roman" w:cs="Times-Roman"/>
+          <w:sz w:val="24"/>
+        </w:rPr>
+        <w:t>tem_imagem</w:t>
+      </w:r>
+      <w:proofErr w:type="spellEnd"/>
+      <w:r>
+        <w:rPr>
+          <w:rFonts w:ascii="Times-Roman" w:eastAsia="Times-Roman" w:hAnsi="Times-Roman" w:cs="Times-Roman"/>
+          <w:sz w:val="24"/>
+        </w:rPr>
+        <w:t>}</w:t>
+      </w:r>
+    </w:p>
+    <w:p>
+      <w:pPr>
+        <w:pBdr>
+          <w:bottom w:val="doubleDiamonds" w:sz="0" w:space="0" w:color="auto"/>
+        </w:pBdr>
+        <w:spacing w:before="120" w:after="200" w:line="240" w:lineRule="auto"/>
+        <w:rPr>
+          <w:rFonts w:ascii="Times-Roman" w:eastAsia="Times-Roman" w:hAnsi="Times-Roman" w:cs="Times-Roman"/>
+          <w:sz w:val="24"/>
+        </w:rPr>
+      </w:pPr>
+      <w:r>
+        <w:rPr>
+          <w:rFonts w:ascii="Times-Roman" w:eastAsia="Times-Roman" w:hAnsi="Times-Roman" w:cs="Times-Roman"/>
+          <w:sz w:val="24"/>
+        </w:rPr>
+        <w:t>{%</w:t>
+      </w:r>
+      <w:proofErr w:type="spellStart"/>
+      <w:r>
+        <w:rPr>
+          <w:rFonts w:ascii="Times-Roman" w:eastAsia="Times-Roman" w:hAnsi="Times-Roman" w:cs="Times-Roman"/>
+          <w:sz w:val="24"/>
+        </w:rPr>
+        <w:t>imagem_vestigio</w:t>
+      </w:r>
+      <w:proofErr w:type="spellEnd"/>
+      <w:r>
+        <w:rPr>
+          <w:rFonts w:ascii="Times-Roman" w:eastAsia="Times-Roman" w:hAnsi="Times-Roman" w:cs="Times-Roman"/>
+          <w:sz w:val="24"/>
+        </w:rPr>
+        <w:t>}</w:t>
+      </w:r>
+    </w:p>
+    <w:p>
+      <w:pPr>
+        <w:pBdr>
+          <w:bottom w:val="doubleDiamonds" w:sz="0" w:space="0" w:color="auto"/>
+        </w:pBdr>
+        <w:spacing w:before="120" w:after="200" w:line="240" w:lineRule="auto"/>
+        <w:jc w:val="center"/>
+        <w:rPr>
+          <w:rFonts w:ascii="Times-Roman" w:eastAsia="Times-Roman" w:hAnsi="Times-Roman" w:cs="Times-Roman"/>
+          <w:sz w:val="24"/>
+        </w:rPr>
+      </w:pPr>
+      <w:r>
+        <w:rPr>
+          <w:rFonts w:ascii="Times-Roman" w:eastAsia="Times-Roman" w:hAnsi="Times-Roman" w:cs="Times-Roman"/>
+          <w:sz w:val="24"/>
+        </w:rPr>
+        <w:t>Figura 1 - Material enviado a exames periciais.</w:t>
+      </w:r>
+    </w:p>
+    <w:p>
+      <w:pPr>
+        <w:pBdr>
+          <w:bottom w:val="doubleDiamonds" w:sz="0" w:space="0" w:color="auto"/>
+        </w:pBdr>
+        <w:spacing w:before="120" w:after="200" w:line="240" w:lineRule="auto"/>
+        <w:rPr>
+          <w:rFonts w:ascii="Times-Roman" w:eastAsia="Times-Roman" w:hAnsi="Times-Roman" w:cs="Times-Roman"/>
+          <w:sz w:val="24"/>
+        </w:rPr>
+      </w:pPr>
+      <w:r>
+        <w:rPr>
+          <w:rFonts w:ascii="Times-Roman" w:eastAsia="Times-Roman" w:hAnsi="Times-Roman" w:cs="Times-Roman"/>
+          <w:sz w:val="24"/>
+        </w:rPr>
+        <w:t>{/</w:t>
+      </w:r>
+      <w:proofErr w:type="spellStart"/>
+      <w:r>
+        <w:rPr>
+          <w:rFonts w:ascii="Times-Roman" w:eastAsia="Times-Roman" w:hAnsi="Times-Roman" w:cs="Times-Roman"/>
+          <w:sz w:val="24"/>
+        </w:rPr>
+        <w:t>tem_imagem</w:t>
+      </w:r>
+      <w:proofErr w:type="spellEnd"/>
+      <w:r>
+        <w:rPr>
+          <w:rFonts w:ascii="Times-Roman" w:eastAsia="Times-Roman" w:hAnsi="Times-Roman" w:cs="Times-Roman"/>
+          <w:sz w:val="24"/>
+        </w:rPr>
+        <w:t>}</w:t>
+      </w:r>
+    </w:p>
+    <w:p>
+      <w:pPr>
+        <w:pBdr>
+          <w:bottom w:val="doubleDiamonds" w:sz="0" w:space="0" w:color="auto"/>
+        </w:pBdr>
+        <w:spacing w:before="120" w:after="200" w:line="240" w:lineRule="auto"/>
+        <w:rPr>
+          <w:rFonts w:ascii="Times-Roman" w:eastAsia="Times-Roman" w:hAnsi="Times-Roman" w:cs="Times-Roman"/>
+          <w:sz w:val="24"/>
+        </w:rPr>
+      </w:pPr>
+      <w:r>
+        <w:rPr>
+          <w:rFonts w:ascii="Times-Roman" w:eastAsia="Times-Roman" w:hAnsi="Times-Roman" w:cs="Times-Roman"/>
+          <w:sz w:val="24"/>
+        </w:rPr>
+        <w:t>{#</w:t>
+      </w:r>
+      <w:proofErr w:type="spellStart"/>
+      <w:r>
+        <w:rPr>
+          <w:rFonts w:ascii="Times-Roman" w:eastAsia="Times-Roman" w:hAnsi="Times-Roman" w:cs="Times-Roman"/>
+          <w:sz w:val="24"/>
+        </w:rPr>
+        <w:t>is_carabina</w:t>
+      </w:r>
+      <w:proofErr w:type="spellEnd"/>
+      <w:r>
+        <w:rPr>
+          <w:rFonts w:ascii="Times-Roman" w:eastAsia="Times-Roman" w:hAnsi="Times-Roman" w:cs="Times-Roman"/>
+          <w:sz w:val="24"/>
+        </w:rPr>
+        <w:t>}a) 01 (uma) carabina de {</w:t>
+      </w:r>
+      <w:proofErr w:type="spellStart"/>
+      <w:r>
+        <w:rPr>
+          <w:rFonts w:ascii="Times-Roman" w:eastAsia="Times-Roman" w:hAnsi="Times-Roman" w:cs="Times-Roman"/>
+          <w:sz w:val="24"/>
+        </w:rPr>
+        <w:t>tipo_acao_carabina</w:t>
+      </w:r>
+      <w:proofErr w:type="spellEnd"/>
+      <w:r>
+        <w:rPr>
+          <w:rFonts w:ascii="Times-Roman" w:eastAsia="Times-Roman" w:hAnsi="Times-Roman" w:cs="Times-Roman"/>
+          <w:sz w:val="24"/>
+        </w:rPr>
+        <w:t>}{#</w:t>
+      </w:r>
+      <w:proofErr w:type="spellStart"/>
+      <w:r>
+        <w:rPr>
+          <w:rFonts w:ascii="Times-Roman" w:eastAsia="Times-Roman" w:hAnsi="Times-Roman" w:cs="Times-Roman"/>
+          <w:sz w:val="24"/>
+        </w:rPr>
+        <w:t>is_pm</w:t>
+      </w:r>
+      <w:proofErr w:type="spellEnd"/>
+      <w:r>
+        <w:rPr>
+          <w:rFonts w:ascii="Times-Roman" w:eastAsia="Times-Roman" w:hAnsi="Times-Roman" w:cs="Times-Roman"/>
+          <w:sz w:val="24"/>
+        </w:rPr>
+        <w:t>}, pertencente à carga da {</w:t>
+      </w:r>
+      <w:proofErr w:type="spellStart"/>
+      <w:r>
+        <w:rPr>
+          <w:rFonts w:ascii="Times-Roman" w:eastAsia="Times-Roman" w:hAnsi="Times-Roman" w:cs="Times-Roman"/>
+          <w:sz w:val="24"/>
+        </w:rPr>
+        <w:t>instituicao_carga</w:t>
+      </w:r>
+      <w:proofErr w:type="spellEnd"/>
+      <w:r>
+        <w:rPr>
+          <w:rFonts w:ascii="Times-Roman" w:eastAsia="Times-Roman" w:hAnsi="Times-Roman" w:cs="Times-Roman"/>
+          <w:sz w:val="24"/>
+        </w:rPr>
+        <w:t>}{/</w:t>
+      </w:r>
+      <w:proofErr w:type="spellStart"/>
+      <w:r>
+        <w:rPr>
+          <w:rFonts w:ascii="Times-Roman" w:eastAsia="Times-Roman" w:hAnsi="Times-Roman" w:cs="Times-Roman"/>
+          <w:sz w:val="24"/>
+        </w:rPr>
+        <w:t>is_pm</w:t>
+      </w:r>
+      <w:proofErr w:type="spellEnd"/>
+      <w:r>
+        <w:rPr>
+          <w:rFonts w:ascii="Times-Roman" w:eastAsia="Times-Roman" w:hAnsi="Times-Roman" w:cs="Times-Roman"/>
+          <w:sz w:val="24"/>
+        </w:rPr>
+        <w:t>}, calibre {calibre}, marca {marca}, modelo {modelo}, número de série {</w:t>
+      </w:r>
+      <w:proofErr w:type="spellStart"/>
+      <w:r>
+        <w:rPr>
+          <w:rFonts w:ascii="Times-Roman" w:eastAsia="Times-Roman" w:hAnsi="Times-Roman" w:cs="Times-Roman"/>
+          <w:sz w:val="24"/>
+        </w:rPr>
+        <w:t>numero_serie</w:t>
+      </w:r>
+      <w:proofErr w:type="spellEnd"/>
+      <w:r>
+        <w:rPr>
+          <w:rFonts w:ascii="Times-Roman" w:eastAsia="Times-Roman" w:hAnsi="Times-Roman" w:cs="Times-Roman"/>
+          <w:sz w:val="24"/>
+        </w:rPr>
+        <w:t>}, acabamento {acabamento}, {</w:t>
+      </w:r>
+      <w:proofErr w:type="spellStart"/>
+      <w:r>
+        <w:rPr>
+          <w:rFonts w:ascii="Times-Roman" w:eastAsia="Times-Roman" w:hAnsi="Times-Roman" w:cs="Times-Roman"/>
+          <w:sz w:val="24"/>
+        </w:rPr>
+        <w:t>detalhes_coronha</w:t>
+      </w:r>
+      <w:proofErr w:type="spellEnd"/>
+      <w:r>
+        <w:rPr>
+          <w:rFonts w:ascii="Times-Roman" w:eastAsia="Times-Roman" w:hAnsi="Times-Roman" w:cs="Times-Roman"/>
+          <w:sz w:val="24"/>
+        </w:rPr>
+        <w:t>}, alimentação por {</w:t>
+      </w:r>
+      <w:proofErr w:type="spellStart"/>
+      <w:r>
+        <w:rPr>
+          <w:rFonts w:ascii="Times-Roman" w:eastAsia="Times-Roman" w:hAnsi="Times-Roman" w:cs="Times-Roman"/>
+          <w:sz w:val="24"/>
+        </w:rPr>
+        <w:t>sistema_alimentacao</w:t>
+      </w:r>
+      <w:proofErr w:type="spellEnd"/>
+      <w:r>
+        <w:rPr>
+          <w:rFonts w:ascii="Times-Roman" w:eastAsia="Times-Roman" w:hAnsi="Times-Roman" w:cs="Times-Roman"/>
+          <w:sz w:val="24"/>
+        </w:rPr>
+        <w:t>}, capacidade (aferida) de {capacidade} cartuchos, cano medindo {</w:t>
+      </w:r>
+      <w:proofErr w:type="spellStart"/>
+      <w:r>
+        <w:rPr>
+          <w:rFonts w:ascii="Times-Roman" w:eastAsia="Times-Roman" w:hAnsi="Times-Roman" w:cs="Times-Roman"/>
+          <w:sz w:val="24"/>
+        </w:rPr>
+        <w:t>comprimento_cano</w:t>
+      </w:r>
+      <w:proofErr w:type="spellEnd"/>
+      <w:r>
+        <w:rPr>
+          <w:rFonts w:ascii="Times-Roman" w:eastAsia="Times-Roman" w:hAnsi="Times-Roman" w:cs="Times-Roman"/>
+          <w:sz w:val="24"/>
+        </w:rPr>
+        <w:t>} mm e comprimento total de {</w:t>
+      </w:r>
+      <w:proofErr w:type="spellStart"/>
+      <w:r>
+        <w:rPr>
+          <w:rFonts w:ascii="Times-Roman" w:eastAsia="Times-Roman" w:hAnsi="Times-Roman" w:cs="Times-Roman"/>
+          <w:sz w:val="24"/>
+        </w:rPr>
+        <w:t>comprimento_total</w:t>
+      </w:r>
+      <w:proofErr w:type="spellEnd"/>
+      <w:r>
+        <w:rPr>
+          <w:rFonts w:ascii="Times-Roman" w:eastAsia="Times-Roman" w:hAnsi="Times-Roman" w:cs="Times-Roman"/>
+          <w:sz w:val="24"/>
+        </w:rPr>
+        <w:t>} mm (todas as medidas aproximadas).{/</w:t>
+      </w:r>
+      <w:proofErr w:type="spellStart"/>
+      <w:r>
+        <w:rPr>
+          <w:rFonts w:ascii="Times-Roman" w:eastAsia="Times-Roman" w:hAnsi="Times-Roman" w:cs="Times-Roman"/>
+          <w:sz w:val="24"/>
+        </w:rPr>
+        <w:t>is_carabina</w:t>
+      </w:r>
+      <w:proofErr w:type="spellEnd"/>
+      <w:r>
+        <w:rPr>
+          <w:rFonts w:ascii="Times-Roman" w:eastAsia="Times-Roman" w:hAnsi="Times-Roman" w:cs="Times-Roman"/>
+          <w:sz w:val="24"/>
+        </w:rPr>
+        <w:t>}{#</w:t>
+      </w:r>
+      <w:proofErr w:type="spellStart"/>
+      <w:r>
+        <w:rPr>
+          <w:rFonts w:ascii="Times-Roman" w:eastAsia="Times-Roman" w:hAnsi="Times-Roman" w:cs="Times-Roman"/>
+          <w:sz w:val="24"/>
+        </w:rPr>
+        <w:t>is_revolver</w:t>
+      </w:r>
+      <w:proofErr w:type="spellEnd"/>
+      <w:r>
+        <w:rPr>
+          <w:rFonts w:ascii="Times-Roman" w:eastAsia="Times-Roman" w:hAnsi="Times-Roman" w:cs="Times-Roman"/>
+          <w:sz w:val="24"/>
+        </w:rPr>
+        <w:t>}b) 01 (um) revólver{#</w:t>
+      </w:r>
+      <w:proofErr w:type="spellStart"/>
+      <w:r>
+        <w:rPr>
+          <w:rFonts w:ascii="Times-Roman" w:eastAsia="Times-Roman" w:hAnsi="Times-Roman" w:cs="Times-Roman"/>
+          <w:sz w:val="24"/>
+        </w:rPr>
+        <w:t>is_pm</w:t>
+      </w:r>
+      <w:proofErr w:type="spellEnd"/>
+      <w:r>
+        <w:rPr>
+          <w:rFonts w:ascii="Times-Roman" w:eastAsia="Times-Roman" w:hAnsi="Times-Roman" w:cs="Times-Roman"/>
+          <w:sz w:val="24"/>
+        </w:rPr>
+        <w:t>}, pertencente à carga da {</w:t>
+      </w:r>
+      <w:proofErr w:type="spellStart"/>
+      <w:r>
+        <w:rPr>
+          <w:rFonts w:ascii="Times-Roman" w:eastAsia="Times-Roman" w:hAnsi="Times-Roman" w:cs="Times-Roman"/>
+          <w:sz w:val="24"/>
+        </w:rPr>
+        <w:t>instituicao_carga</w:t>
+      </w:r>
+      <w:proofErr w:type="spellEnd"/>
+      <w:r>
+        <w:rPr>
+          <w:rFonts w:ascii="Times-Roman" w:eastAsia="Times-Roman" w:hAnsi="Times-Roman" w:cs="Times-Roman"/>
+          <w:sz w:val="24"/>
+        </w:rPr>
+        <w:t>}{/</w:t>
+      </w:r>
+      <w:proofErr w:type="spellStart"/>
+      <w:r>
+        <w:rPr>
+          <w:rFonts w:ascii="Times-Roman" w:eastAsia="Times-Roman" w:hAnsi="Times-Roman" w:cs="Times-Roman"/>
+          <w:sz w:val="24"/>
+        </w:rPr>
+        <w:t>is_pm</w:t>
+      </w:r>
+      <w:proofErr w:type="spellEnd"/>
+      <w:r>
+        <w:rPr>
+          <w:rFonts w:ascii="Times-Roman" w:eastAsia="Times-Roman" w:hAnsi="Times-Roman" w:cs="Times-Roman"/>
+          <w:sz w:val="24"/>
+        </w:rPr>
+        <w:t>}, calibre {calibre}, marca {marca}, modelo {modelo}, numeração de série {</w:t>
+      </w:r>
+      <w:proofErr w:type="spellStart"/>
+      <w:r>
+        <w:rPr>
+          <w:rFonts w:ascii="Times-Roman" w:eastAsia="Times-Roman" w:hAnsi="Times-Roman" w:cs="Times-Roman"/>
+          <w:sz w:val="24"/>
+        </w:rPr>
+        <w:t>numero_serie</w:t>
+      </w:r>
+      <w:proofErr w:type="spellEnd"/>
+      <w:r>
+        <w:rPr>
+          <w:rFonts w:ascii="Times-Roman" w:eastAsia="Times-Roman" w:hAnsi="Times-Roman" w:cs="Times-Roman"/>
+          <w:sz w:val="24"/>
+        </w:rPr>
+        <w:t>}, cano medindo aproximadamente {</w:t>
+      </w:r>
+      <w:proofErr w:type="spellStart"/>
+      <w:r>
+        <w:rPr>
+          <w:rFonts w:ascii="Times-Roman" w:eastAsia="Times-Roman" w:hAnsi="Times-Roman" w:cs="Times-Roman"/>
+          <w:sz w:val="24"/>
+        </w:rPr>
+        <w:t>comprimento_cano</w:t>
+      </w:r>
+      <w:proofErr w:type="spellEnd"/>
+      <w:r>
+        <w:rPr>
+          <w:rFonts w:ascii="Times-Roman" w:eastAsia="Times-Roman" w:hAnsi="Times-Roman" w:cs="Times-Roman"/>
+          <w:sz w:val="24"/>
+        </w:rPr>
+        <w:t>} mm, comprimento total de {</w:t>
+      </w:r>
+      <w:proofErr w:type="spellStart"/>
+      <w:r>
+        <w:rPr>
+          <w:rFonts w:ascii="Times-Roman" w:eastAsia="Times-Roman" w:hAnsi="Times-Roman" w:cs="Times-Roman"/>
+          <w:sz w:val="24"/>
+        </w:rPr>
+        <w:t>comprimento_total</w:t>
+      </w:r>
+      <w:proofErr w:type="spellEnd"/>
+      <w:r>
+        <w:rPr>
+          <w:rFonts w:ascii="Times-Roman" w:eastAsia="Times-Roman" w:hAnsi="Times-Roman" w:cs="Times-Roman"/>
+          <w:sz w:val="24"/>
+        </w:rPr>
+        <w:t>} mm, acabamento {acabamento}, capacidade para {capacidade} cartuchos, {</w:t>
+      </w:r>
+      <w:proofErr w:type="spellStart"/>
+      <w:r>
+        <w:rPr>
+          <w:rFonts w:ascii="Times-Roman" w:eastAsia="Times-Roman" w:hAnsi="Times-Roman" w:cs="Times-Roman"/>
+          <w:sz w:val="24"/>
+        </w:rPr>
+        <w:t>empunhadura_revolver</w:t>
+      </w:r>
+      <w:proofErr w:type="spellEnd"/>
+      <w:r>
+        <w:rPr>
+          <w:rFonts w:ascii="Times-Roman" w:eastAsia="Times-Roman" w:hAnsi="Times-Roman" w:cs="Times-Roman"/>
+          <w:sz w:val="24"/>
+        </w:rPr>
+        <w:t>} (todas as medidas aproximadas).{/</w:t>
+      </w:r>
+      <w:proofErr w:type="spellStart"/>
+      <w:r>
+        <w:rPr>
+          <w:rFonts w:ascii="Times-Roman" w:eastAsia="Times-Roman" w:hAnsi="Times-Roman" w:cs="Times-Roman"/>
+          <w:sz w:val="24"/>
+        </w:rPr>
+        <w:t>is_revolver</w:t>
+      </w:r>
+      <w:proofErr w:type="spellEnd"/>
+      <w:r>
+        <w:rPr>
+          <w:rFonts w:ascii="Times-Roman" w:eastAsia="Times-Roman" w:hAnsi="Times-Roman" w:cs="Times-Roman"/>
+          <w:sz w:val="24"/>
+        </w:rPr>
+        <w:t>}{#</w:t>
+      </w:r>
+      <w:proofErr w:type="spellStart"/>
+      <w:r>
+        <w:rPr>
+          <w:rFonts w:ascii="Times-Roman" w:eastAsia="Times-Roman" w:hAnsi="Times-Roman" w:cs="Times-Roman"/>
+          <w:sz w:val="24"/>
+        </w:rPr>
+        <w:t>is_pistola</w:t>
+      </w:r>
+      <w:proofErr w:type="spellEnd"/>
+      <w:r>
+        <w:rPr>
+          <w:rFonts w:ascii="Times-Roman" w:eastAsia="Times-Roman" w:hAnsi="Times-Roman" w:cs="Times-Roman"/>
+          <w:sz w:val="24"/>
+        </w:rPr>
+        <w:t>}c) 01 (uma) pistola semiautomática{#</w:t>
+      </w:r>
+      <w:proofErr w:type="spellStart"/>
+      <w:r>
+        <w:rPr>
+          <w:rFonts w:ascii="Times-Roman" w:eastAsia="Times-Roman" w:hAnsi="Times-Roman" w:cs="Times-Roman"/>
+          <w:sz w:val="24"/>
+        </w:rPr>
+        <w:t>is_pm</w:t>
+      </w:r>
+      <w:proofErr w:type="spellEnd"/>
+      <w:r>
+        <w:rPr>
+          <w:rFonts w:ascii="Times-Roman" w:eastAsia="Times-Roman" w:hAnsi="Times-Roman" w:cs="Times-Roman"/>
+          <w:sz w:val="24"/>
+        </w:rPr>
+        <w:t>}, pertencente à carga da {</w:t>
+      </w:r>
+      <w:proofErr w:type="spellStart"/>
+      <w:r>
+        <w:rPr>
+          <w:rFonts w:ascii="Times-Roman" w:eastAsia="Times-Roman" w:hAnsi="Times-Roman" w:cs="Times-Roman"/>
+          <w:sz w:val="24"/>
+        </w:rPr>
+        <w:t>instituicao_carga</w:t>
+      </w:r>
+      <w:proofErr w:type="spellEnd"/>
+      <w:r>
+        <w:rPr>
+          <w:rFonts w:ascii="Times-Roman" w:eastAsia="Times-Roman" w:hAnsi="Times-Roman" w:cs="Times-Roman"/>
+          <w:sz w:val="24"/>
+        </w:rPr>
+        <w:t>}{/</w:t>
+      </w:r>
+      <w:proofErr w:type="spellStart"/>
+      <w:r>
+        <w:rPr>
+          <w:rFonts w:ascii="Times-Roman" w:eastAsia="Times-Roman" w:hAnsi="Times-Roman" w:cs="Times-Roman"/>
+          <w:sz w:val="24"/>
+        </w:rPr>
+        <w:t>is_pm</w:t>
+      </w:r>
+      <w:proofErr w:type="spellEnd"/>
+      <w:r>
+        <w:rPr>
+          <w:rFonts w:ascii="Times-Roman" w:eastAsia="Times-Roman" w:hAnsi="Times-Roman" w:cs="Times-Roman"/>
+          <w:sz w:val="24"/>
+        </w:rPr>
+        <w:t>}, calibre {calibre}, marca {marca}, modelo {modelo}, número de série {</w:t>
+      </w:r>
+      <w:proofErr w:type="spellStart"/>
+      <w:r>
+        <w:rPr>
+          <w:rFonts w:ascii="Times-Roman" w:eastAsia="Times-Roman" w:hAnsi="Times-Roman" w:cs="Times-Roman"/>
+          <w:sz w:val="24"/>
+        </w:rPr>
+        <w:t>numero_serie</w:t>
+      </w:r>
+      <w:proofErr w:type="spellEnd"/>
+      <w:r>
+        <w:rPr>
+          <w:rFonts w:ascii="Times-Roman" w:eastAsia="Times-Roman" w:hAnsi="Times-Roman" w:cs="Times-Roman"/>
+          <w:sz w:val="24"/>
+        </w:rPr>
+        <w:t>}, cano medindo aproximadamente {</w:t>
+      </w:r>
+      <w:proofErr w:type="spellStart"/>
+      <w:r>
+        <w:rPr>
+          <w:rFonts w:ascii="Times-Roman" w:eastAsia="Times-Roman" w:hAnsi="Times-Roman" w:cs="Times-Roman"/>
+          <w:sz w:val="24"/>
+        </w:rPr>
+        <w:t>comprimento_cano</w:t>
+      </w:r>
+      <w:proofErr w:type="spellEnd"/>
+      <w:r>
+        <w:rPr>
+          <w:rFonts w:ascii="Times-Roman" w:eastAsia="Times-Roman" w:hAnsi="Times-Roman" w:cs="Times-Roman"/>
+          <w:sz w:val="24"/>
+        </w:rPr>
+        <w:t>} mm, acabamento {</w:t>
+      </w:r>
+      <w:r>
+        <w:rPr>
+          <w:rFonts w:ascii="Times-Roman" w:eastAsia="Times-Roman" w:hAnsi="Times-Roman" w:cs="Times-Roman"/>
+          <w:sz w:val="24"/>
+        </w:rPr>
+        <w:t>acabamento}, {</w:t>
+      </w:r>
+      <w:proofErr w:type="spellStart"/>
+      <w:r>
+        <w:rPr>
+          <w:rFonts w:ascii="Times-Roman" w:eastAsia="Times-Roman" w:hAnsi="Times-Roman" w:cs="Times-Roman"/>
+          <w:sz w:val="24"/>
+        </w:rPr>
+        <w:t>detalhes_armacao</w:t>
+      </w:r>
+      <w:proofErr w:type="spellEnd"/>
+      <w:r>
+        <w:rPr>
+          <w:rFonts w:ascii="Times-Roman" w:eastAsia="Times-Roman" w:hAnsi="Times-Roman" w:cs="Times-Roman"/>
+          <w:sz w:val="24"/>
+        </w:rPr>
+        <w:t xml:space="preserve">}, </w:t>
+      </w:r>
+      <w:r>
+        <w:rPr>
+          <w:rFonts w:ascii="Times-Roman" w:eastAsia="Times-Roman" w:hAnsi="Times-Roman" w:cs="Times-Roman"/>
+          <w:sz w:val="24"/>
+        </w:rPr>
+        <w:t>{</w:t>
+      </w:r>
+      <w:proofErr w:type="spellStart"/>
+      <w:r>
+        <w:rPr>
+          <w:rFonts w:ascii="Times-Roman" w:eastAsia="Times-Roman" w:hAnsi="Times-Roman" w:cs="Times-Roman"/>
+          <w:sz w:val="24"/>
+        </w:rPr>
+        <w:t>carregador_info</w:t>
+      </w:r>
+      <w:proofErr w:type="spellEnd"/>
+      <w:r>
+        <w:rPr>
+          <w:rFonts w:ascii="Times-Roman" w:eastAsia="Times-Roman" w:hAnsi="Times-Roman" w:cs="Times-Roman"/>
+          <w:sz w:val="24"/>
+        </w:rPr>
+        <w:t>}</w:t>
+      </w:r>
+      <w:r>
+        <w:rPr>
+          <w:rFonts w:ascii="Times-Roman" w:eastAsia="Times-Roman" w:hAnsi="Times-Roman" w:cs="Times-Roman"/>
+          <w:sz w:val="24"/>
+        </w:rPr>
+        <w:t>.</w:t>
+      </w:r>
       <w:bookmarkStart w:id="0" w:name="_GoBack"/>
       <w:bookmarkEnd w:id="0"/>
       <w:r>
@@ -126,31 +727,15 @@
           <w:rFonts w:ascii="Times-Roman" w:eastAsia="Times-Roman" w:hAnsi="Times-Roman" w:cs="Times-Roman"/>
           <w:sz w:val="24"/>
         </w:rPr>
-        <w:t>{#</w:t>
-      </w:r>
-      <w:proofErr w:type="spellStart"/>
-      <w:r>
-        <w:rPr>
-          <w:rFonts w:ascii="Times-Roman" w:eastAsia="Times-Roman" w:hAnsi="Times-Roman" w:cs="Times-Roman"/>
-          <w:sz w:val="24"/>
-        </w:rPr>
-        <w:t>is_carabina</w:t>
-      </w:r>
-      <w:proofErr w:type="spellEnd"/>
-      <w:r>
-        <w:rPr>
-          <w:rFonts w:ascii="Times-Roman" w:eastAsia="Times-Roman" w:hAnsi="Times-Roman" w:cs="Times-Roman"/>
-          <w:sz w:val="24"/>
-        </w:rPr>
-        <w:t>}a) 01 (uma) carabina de {</w:t>
-      </w:r>
-      <w:proofErr w:type="spellStart"/>
-      <w:r>
-        <w:rPr>
-          <w:rFonts w:ascii="Times-Roman" w:eastAsia="Times-Roman" w:hAnsi="Times-Roman" w:cs="Times-Roman"/>
-          <w:sz w:val="24"/>
-        </w:rPr>
-        <w:t>tipo_acao_carabina</w:t>
+        <w:t xml:space="preserve"> (todas as medidas aproximadas).{/</w:t>
+      </w:r>
+      <w:proofErr w:type="spellStart"/>
+      <w:r>
+        <w:rPr>
+          <w:rFonts w:ascii="Times-Roman" w:eastAsia="Times-Roman" w:hAnsi="Times-Roman" w:cs="Times-Roman"/>
+          <w:sz w:val="24"/>
+        </w:rPr>
+        <w:t>is_pistola</w:t>
       </w:r>
       <w:proofErr w:type="spellEnd"/>
       <w:r>
@@ -166,6 +751,22 @@
           <w:rFonts w:ascii="Times-Roman" w:eastAsia="Times-Roman" w:hAnsi="Times-Roman" w:cs="Times-Roman"/>
           <w:sz w:val="24"/>
         </w:rPr>
+        <w:t>is_fuzil</w:t>
+      </w:r>
+      <w:proofErr w:type="spellEnd"/>
+      <w:r>
+        <w:rPr>
+          <w:rFonts w:ascii="Times-Roman" w:eastAsia="Times-Roman" w:hAnsi="Times-Roman" w:cs="Times-Roman"/>
+          <w:sz w:val="24"/>
+        </w:rPr>
+        <w:t>}d) 01 (um) fuzil semiautomático{#</w:t>
+      </w:r>
+      <w:proofErr w:type="spellStart"/>
+      <w:r>
+        <w:rPr>
+          <w:rFonts w:ascii="Times-Roman" w:eastAsia="Times-Roman" w:hAnsi="Times-Roman" w:cs="Times-Roman"/>
+          <w:sz w:val="24"/>
+        </w:rPr>
         <w:t>is_pm</w:t>
       </w:r>
       <w:proofErr w:type="spellEnd"/>
@@ -230,31 +831,15 @@
           <w:rFonts w:ascii="Times-Roman" w:eastAsia="Times-Roman" w:hAnsi="Times-Roman" w:cs="Times-Roman"/>
           <w:sz w:val="24"/>
         </w:rPr>
-        <w:t>detalhes_coronha</w:t>
-      </w:r>
-      <w:proofErr w:type="spellEnd"/>
-      <w:r>
-        <w:rPr>
-          <w:rFonts w:ascii="Times-Roman" w:eastAsia="Times-Roman" w:hAnsi="Times-Roman" w:cs="Times-Roman"/>
-          <w:sz w:val="24"/>
-        </w:rPr>
-        <w:t>}, alimentação por {</w:t>
-      </w:r>
-      <w:proofErr w:type="spellStart"/>
-      <w:r>
-        <w:rPr>
-          <w:rFonts w:ascii="Times-Roman" w:eastAsia="Times-Roman" w:hAnsi="Times-Roman" w:cs="Times-Roman"/>
-          <w:sz w:val="24"/>
-        </w:rPr>
-        <w:t>sistema_alimentacao</w:t>
-      </w:r>
-      <w:proofErr w:type="spellEnd"/>
-      <w:r>
-        <w:rPr>
-          <w:rFonts w:ascii="Times-Roman" w:eastAsia="Times-Roman" w:hAnsi="Times-Roman" w:cs="Times-Roman"/>
-          <w:sz w:val="24"/>
-        </w:rPr>
-        <w:t>}, capacidade (aferida) de {capacidade} cartuchos, cano medindo {</w:t>
+        <w:t>detalhes_fuzil</w:t>
+      </w:r>
+      <w:proofErr w:type="spellEnd"/>
+      <w:r>
+        <w:rPr>
+          <w:rFonts w:ascii="Times-Roman" w:eastAsia="Times-Roman" w:hAnsi="Times-Roman" w:cs="Times-Roman"/>
+          <w:sz w:val="24"/>
+        </w:rPr>
+        <w:t>}, cano medindo aproximadamente {</w:t>
       </w:r>
       <w:proofErr w:type="spellStart"/>
       <w:r>
@@ -270,31 +855,15 @@
           <w:rFonts w:ascii="Times-Roman" w:eastAsia="Times-Roman" w:hAnsi="Times-Roman" w:cs="Times-Roman"/>
           <w:sz w:val="24"/>
         </w:rPr>
-        <w:t>} mm e comprimento total de {</w:t>
-      </w:r>
-      <w:proofErr w:type="spellStart"/>
-      <w:r>
-        <w:rPr>
-          <w:rFonts w:ascii="Times-Roman" w:eastAsia="Times-Roman" w:hAnsi="Times-Roman" w:cs="Times-Roman"/>
-          <w:sz w:val="24"/>
-        </w:rPr>
-        <w:t>comprimento_total</w:t>
-      </w:r>
-      <w:proofErr w:type="spellEnd"/>
-      <w:r>
-        <w:rPr>
-          <w:rFonts w:ascii="Times-Roman" w:eastAsia="Times-Roman" w:hAnsi="Times-Roman" w:cs="Times-Roman"/>
-          <w:sz w:val="24"/>
-        </w:rPr>
-        <w:t>} mm (todas as medidas aproximadas).{/</w:t>
-      </w:r>
-      <w:proofErr w:type="spellStart"/>
-      <w:r>
-        <w:rPr>
-          <w:rFonts w:ascii="Times-Roman" w:eastAsia="Times-Roman" w:hAnsi="Times-Roman" w:cs="Times-Roman"/>
-          <w:sz w:val="24"/>
-        </w:rPr>
-        <w:t>is_carabina</w:t>
+        <w:t>} mm de comprimento (todas as medidas aproximadas);{/</w:t>
+      </w:r>
+      <w:proofErr w:type="spellStart"/>
+      <w:r>
+        <w:rPr>
+          <w:rFonts w:ascii="Times-Roman" w:eastAsia="Times-Roman" w:hAnsi="Times-Roman" w:cs="Times-Roman"/>
+          <w:sz w:val="24"/>
+        </w:rPr>
+        <w:t>is_fuzil</w:t>
       </w:r>
       <w:proofErr w:type="spellEnd"/>
       <w:r>
@@ -310,15 +879,96 @@
           <w:rFonts w:ascii="Times-Roman" w:eastAsia="Times-Roman" w:hAnsi="Times-Roman" w:cs="Times-Roman"/>
           <w:sz w:val="24"/>
         </w:rPr>
-        <w:t>is_revolver</w:t>
-      </w:r>
-      <w:proofErr w:type="spellEnd"/>
-      <w:r>
-        <w:rPr>
-          <w:rFonts w:ascii="Times-Roman" w:eastAsia="Times-Roman" w:hAnsi="Times-Roman" w:cs="Times-Roman"/>
-          <w:sz w:val="24"/>
-        </w:rPr>
-        <w:t>}b) 01 (um) revólver{#</w:t>
+        <w:t>is_municao_isolada</w:t>
+      </w:r>
+      <w:proofErr w:type="spellEnd"/>
+      <w:r>
+        <w:rPr>
+          <w:rFonts w:ascii="Times-Roman" w:eastAsia="Times-Roman" w:hAnsi="Times-Roman" w:cs="Times-Roman"/>
+          <w:sz w:val="24"/>
+        </w:rPr>
+        <w:t>}</w:t>
+      </w:r>
+      <w:r>
+        <w:t xml:space="preserve"> </w:t>
+      </w:r>
+      <w:r>
+        <w:rPr>
+          <w:rFonts w:ascii="Times-Roman" w:eastAsia="Times-Roman" w:hAnsi="Times-Roman" w:cs="Times-Roman"/>
+          <w:sz w:val="24"/>
+        </w:rPr>
+        <w:t>e) {</w:t>
+      </w:r>
+      <w:proofErr w:type="spellStart"/>
+      <w:r>
+        <w:rPr>
+          <w:rFonts w:ascii="Times-Roman" w:eastAsia="Times-Roman" w:hAnsi="Times-Roman" w:cs="Times-Roman"/>
+          <w:sz w:val="24"/>
+        </w:rPr>
+        <w:t>municoes_detalhes</w:t>
+      </w:r>
+      <w:proofErr w:type="spellEnd"/>
+      <w:r>
+        <w:rPr>
+          <w:rFonts w:ascii="Times-Roman" w:eastAsia="Times-Roman" w:hAnsi="Times-Roman" w:cs="Times-Roman"/>
+          <w:sz w:val="24"/>
+        </w:rPr>
+        <w:t xml:space="preserve">} </w:t>
+      </w:r>
+      <w:r>
+        <w:rPr>
+          <w:rFonts w:ascii="Times-Roman" w:eastAsia="Times-Roman" w:hAnsi="Times-Roman" w:cs="Times-Roman"/>
+          <w:sz w:val="24"/>
+        </w:rPr>
+        <w:t>{/</w:t>
+      </w:r>
+      <w:proofErr w:type="spellStart"/>
+      <w:r>
+        <w:rPr>
+          <w:rFonts w:ascii="Times-Roman" w:eastAsia="Times-Roman" w:hAnsi="Times-Roman" w:cs="Times-Roman"/>
+          <w:sz w:val="24"/>
+        </w:rPr>
+        <w:t>is_municao_isolada</w:t>
+      </w:r>
+      <w:proofErr w:type="spellEnd"/>
+      <w:r>
+        <w:rPr>
+          <w:rFonts w:ascii="Times-Roman" w:eastAsia="Times-Roman" w:hAnsi="Times-Roman" w:cs="Times-Roman"/>
+          <w:sz w:val="24"/>
+        </w:rPr>
+        <w:t>}{#</w:t>
+      </w:r>
+      <w:proofErr w:type="spellStart"/>
+      <w:r>
+        <w:rPr>
+          <w:rFonts w:ascii="Times-Roman" w:eastAsia="Times-Roman" w:hAnsi="Times-Roman" w:cs="Times-Roman"/>
+          <w:sz w:val="24"/>
+        </w:rPr>
+        <w:t>is_coringa</w:t>
+      </w:r>
+      <w:proofErr w:type="spellEnd"/>
+      <w:r>
+        <w:rPr>
+          <w:rFonts w:ascii="Times-Roman" w:eastAsia="Times-Roman" w:hAnsi="Times-Roman" w:cs="Times-Roman"/>
+          <w:sz w:val="24"/>
+        </w:rPr>
+        <w:t>}f) 01 (uma) {</w:t>
+      </w:r>
+      <w:proofErr w:type="spellStart"/>
+      <w:r>
+        <w:rPr>
+          <w:rFonts w:ascii="Times-Roman" w:eastAsia="Times-Roman" w:hAnsi="Times-Roman" w:cs="Times-Roman"/>
+          <w:sz w:val="24"/>
+        </w:rPr>
+        <w:t>nome_arma_livre</w:t>
+      </w:r>
+      <w:proofErr w:type="spellEnd"/>
+      <w:r>
+        <w:rPr>
+          <w:rFonts w:ascii="Times-Roman" w:eastAsia="Times-Roman" w:hAnsi="Times-Roman" w:cs="Times-Roman"/>
+          <w:sz w:val="24"/>
+        </w:rPr>
+        <w:t>}{#</w:t>
       </w:r>
       <w:proofErr w:type="spellStart"/>
       <w:r>
@@ -366,7 +1016,7 @@
           <w:rFonts w:ascii="Times-Roman" w:eastAsia="Times-Roman" w:hAnsi="Times-Roman" w:cs="Times-Roman"/>
           <w:sz w:val="24"/>
         </w:rPr>
-        <w:t>}, calibre {calibre}, marca {marca}, modelo {modelo}, numeração de série {</w:t>
+        <w:t>}, calibre {calibre}, marca {marca}, modelo {modelo}, número de série {</w:t>
       </w:r>
       <w:proofErr w:type="spellStart"/>
       <w:r>
@@ -382,294 +1032,6 @@
           <w:rFonts w:ascii="Times-Roman" w:eastAsia="Times-Roman" w:hAnsi="Times-Roman" w:cs="Times-Roman"/>
           <w:sz w:val="24"/>
         </w:rPr>
-        <w:t>}, cano medindo aproximadamente {</w:t>
-      </w:r>
-      <w:proofErr w:type="spellStart"/>
-      <w:r>
-        <w:rPr>
-          <w:rFonts w:ascii="Times-Roman" w:eastAsia="Times-Roman" w:hAnsi="Times-Roman" w:cs="Times-Roman"/>
-          <w:sz w:val="24"/>
-        </w:rPr>
-        <w:t>comprimento_cano</w:t>
-      </w:r>
-      <w:proofErr w:type="spellEnd"/>
-      <w:r>
-        <w:rPr>
-          <w:rFonts w:ascii="Times-Roman" w:eastAsia="Times-Roman" w:hAnsi="Times-Roman" w:cs="Times-Roman"/>
-          <w:sz w:val="24"/>
-        </w:rPr>
-        <w:t>} mm, comprimento total de {</w:t>
-      </w:r>
-      <w:proofErr w:type="spellStart"/>
-      <w:r>
-        <w:rPr>
-          <w:rFonts w:ascii="Times-Roman" w:eastAsia="Times-Roman" w:hAnsi="Times-Roman" w:cs="Times-Roman"/>
-          <w:sz w:val="24"/>
-        </w:rPr>
-        <w:t>comprimento_total</w:t>
-      </w:r>
-      <w:proofErr w:type="spellEnd"/>
-      <w:r>
-        <w:rPr>
-          <w:rFonts w:ascii="Times-Roman" w:eastAsia="Times-Roman" w:hAnsi="Times-Roman" w:cs="Times-Roman"/>
-          <w:sz w:val="24"/>
-        </w:rPr>
-        <w:t>} mm, acabamento {acabamento}, capacidade para {capacidade} cartuchos, {</w:t>
-      </w:r>
-      <w:proofErr w:type="spellStart"/>
-      <w:r>
-        <w:rPr>
-          <w:rFonts w:ascii="Times-Roman" w:eastAsia="Times-Roman" w:hAnsi="Times-Roman" w:cs="Times-Roman"/>
-          <w:sz w:val="24"/>
-        </w:rPr>
-        <w:t>empunhadura_revolver</w:t>
-      </w:r>
-      <w:proofErr w:type="spellEnd"/>
-      <w:r>
-        <w:rPr>
-          <w:rFonts w:ascii="Times-Roman" w:eastAsia="Times-Roman" w:hAnsi="Times-Roman" w:cs="Times-Roman"/>
-          <w:sz w:val="24"/>
-        </w:rPr>
-        <w:t>} (todas as medidas aproximadas).{/</w:t>
-      </w:r>
-      <w:proofErr w:type="spellStart"/>
-      <w:r>
-        <w:rPr>
-          <w:rFonts w:ascii="Times-Roman" w:eastAsia="Times-Roman" w:hAnsi="Times-Roman" w:cs="Times-Roman"/>
-          <w:sz w:val="24"/>
-        </w:rPr>
-        <w:t>is_revolver</w:t>
-      </w:r>
-      <w:proofErr w:type="spellEnd"/>
-      <w:r>
-        <w:rPr>
-          <w:rFonts w:ascii="Times-Roman" w:eastAsia="Times-Roman" w:hAnsi="Times-Roman" w:cs="Times-Roman"/>
-          <w:sz w:val="24"/>
-        </w:rPr>
-        <w:t>}{#</w:t>
-      </w:r>
-      <w:proofErr w:type="spellStart"/>
-      <w:r>
-        <w:rPr>
-          <w:rFonts w:ascii="Times-Roman" w:eastAsia="Times-Roman" w:hAnsi="Times-Roman" w:cs="Times-Roman"/>
-          <w:sz w:val="24"/>
-        </w:rPr>
-        <w:t>is_pistola</w:t>
-      </w:r>
-      <w:proofErr w:type="spellEnd"/>
-      <w:r>
-        <w:rPr>
-          <w:rFonts w:ascii="Times-Roman" w:eastAsia="Times-Roman" w:hAnsi="Times-Roman" w:cs="Times-Roman"/>
-          <w:sz w:val="24"/>
-        </w:rPr>
-        <w:t>}c) 01 (uma) pistola semiautomática{#</w:t>
-      </w:r>
-      <w:proofErr w:type="spellStart"/>
-      <w:r>
-        <w:rPr>
-          <w:rFonts w:ascii="Times-Roman" w:eastAsia="Times-Roman" w:hAnsi="Times-Roman" w:cs="Times-Roman"/>
-          <w:sz w:val="24"/>
-        </w:rPr>
-        <w:t>is_pm</w:t>
-      </w:r>
-      <w:proofErr w:type="spellEnd"/>
-      <w:r>
-        <w:rPr>
-          <w:rFonts w:ascii="Times-Roman" w:eastAsia="Times-Roman" w:hAnsi="Times-Roman" w:cs="Times-Roman"/>
-          <w:sz w:val="24"/>
-        </w:rPr>
-        <w:t>}, pertencente à carga da {</w:t>
-      </w:r>
-      <w:proofErr w:type="spellStart"/>
-      <w:r>
-        <w:rPr>
-          <w:rFonts w:ascii="Times-Roman" w:eastAsia="Times-Roman" w:hAnsi="Times-Roman" w:cs="Times-Roman"/>
-          <w:sz w:val="24"/>
-        </w:rPr>
-        <w:t>instituicao_carga</w:t>
-      </w:r>
-      <w:proofErr w:type="spellEnd"/>
-      <w:r>
-        <w:rPr>
-          <w:rFonts w:ascii="Times-Roman" w:eastAsia="Times-Roman" w:hAnsi="Times-Roman" w:cs="Times-Roman"/>
-          <w:sz w:val="24"/>
-        </w:rPr>
-        <w:t>}{/</w:t>
-      </w:r>
-      <w:proofErr w:type="spellStart"/>
-      <w:r>
-        <w:rPr>
-          <w:rFonts w:ascii="Times-Roman" w:eastAsia="Times-Roman" w:hAnsi="Times-Roman" w:cs="Times-Roman"/>
-          <w:sz w:val="24"/>
-        </w:rPr>
-        <w:t>is_pm</w:t>
-      </w:r>
-      <w:proofErr w:type="spellEnd"/>
-      <w:r>
-        <w:rPr>
-          <w:rFonts w:ascii="Times-Roman" w:eastAsia="Times-Roman" w:hAnsi="Times-Roman" w:cs="Times-Roman"/>
-          <w:sz w:val="24"/>
-        </w:rPr>
-        <w:t>}, calibre {calibre}, marca {marca}, modelo {modelo}, número de série {</w:t>
-      </w:r>
-      <w:proofErr w:type="spellStart"/>
-      <w:r>
-        <w:rPr>
-          <w:rFonts w:ascii="Times-Roman" w:eastAsia="Times-Roman" w:hAnsi="Times-Roman" w:cs="Times-Roman"/>
-          <w:sz w:val="24"/>
-        </w:rPr>
-        <w:t>numero_serie</w:t>
-      </w:r>
-      <w:proofErr w:type="spellEnd"/>
-      <w:r>
-        <w:rPr>
-          <w:rFonts w:ascii="Times-Roman" w:eastAsia="Times-Roman" w:hAnsi="Times-Roman" w:cs="Times-Roman"/>
-          <w:sz w:val="24"/>
-        </w:rPr>
-        <w:t>}, cano medindo aproximadamente {</w:t>
-      </w:r>
-      <w:proofErr w:type="spellStart"/>
-      <w:r>
-        <w:rPr>
-          <w:rFonts w:ascii="Times-Roman" w:eastAsia="Times-Roman" w:hAnsi="Times-Roman" w:cs="Times-Roman"/>
-          <w:sz w:val="24"/>
-        </w:rPr>
-        <w:t>comprimento_cano</w:t>
-      </w:r>
-      <w:proofErr w:type="spellEnd"/>
-      <w:r>
-        <w:rPr>
-          <w:rFonts w:ascii="Times-Roman" w:eastAsia="Times-Roman" w:hAnsi="Times-Roman" w:cs="Times-Roman"/>
-          <w:sz w:val="24"/>
-        </w:rPr>
-        <w:t>} mm, acabamento {acabamento}, {</w:t>
-      </w:r>
-      <w:proofErr w:type="spellStart"/>
-      <w:r>
-        <w:rPr>
-          <w:rFonts w:ascii="Times-Roman" w:eastAsia="Times-Roman" w:hAnsi="Times-Roman" w:cs="Times-Roman"/>
-          <w:sz w:val="24"/>
-        </w:rPr>
-        <w:t>detalhes_armacao</w:t>
-      </w:r>
-      <w:proofErr w:type="spellEnd"/>
-      <w:r>
-        <w:rPr>
-          <w:rFonts w:ascii="Times-Roman" w:eastAsia="Times-Roman" w:hAnsi="Times-Roman" w:cs="Times-Roman"/>
-          <w:sz w:val="24"/>
-        </w:rPr>
-        <w:t>} e {</w:t>
-      </w:r>
-      <w:proofErr w:type="spellStart"/>
-      <w:r>
-        <w:rPr>
-          <w:rFonts w:ascii="Times-Roman" w:eastAsia="Times-Roman" w:hAnsi="Times-Roman" w:cs="Times-Roman"/>
-          <w:sz w:val="24"/>
-        </w:rPr>
-        <w:t>carregador_info</w:t>
-      </w:r>
-      <w:proofErr w:type="spellEnd"/>
-      <w:r>
-        <w:rPr>
-          <w:rFonts w:ascii="Times-Roman" w:eastAsia="Times-Roman" w:hAnsi="Times-Roman" w:cs="Times-Roman"/>
-          <w:sz w:val="24"/>
-        </w:rPr>
-        <w:t>} (todas as medidas aproximadas).{/</w:t>
-      </w:r>
-      <w:proofErr w:type="spellStart"/>
-      <w:r>
-        <w:rPr>
-          <w:rFonts w:ascii="Times-Roman" w:eastAsia="Times-Roman" w:hAnsi="Times-Roman" w:cs="Times-Roman"/>
-          <w:sz w:val="24"/>
-        </w:rPr>
-        <w:t>is_pistola</w:t>
-      </w:r>
-      <w:proofErr w:type="spellEnd"/>
-      <w:r>
-        <w:rPr>
-          <w:rFonts w:ascii="Times-Roman" w:eastAsia="Times-Roman" w:hAnsi="Times-Roman" w:cs="Times-Roman"/>
-          <w:sz w:val="24"/>
-        </w:rPr>
-        <w:t>}{#</w:t>
-      </w:r>
-      <w:proofErr w:type="spellStart"/>
-      <w:r>
-        <w:rPr>
-          <w:rFonts w:ascii="Times-Roman" w:eastAsia="Times-Roman" w:hAnsi="Times-Roman" w:cs="Times-Roman"/>
-          <w:sz w:val="24"/>
-        </w:rPr>
-        <w:t>is_fuzil</w:t>
-      </w:r>
-      <w:proofErr w:type="spellEnd"/>
-      <w:r>
-        <w:rPr>
-          <w:rFonts w:ascii="Times-Roman" w:eastAsia="Times-Roman" w:hAnsi="Times-Roman" w:cs="Times-Roman"/>
-          <w:sz w:val="24"/>
-        </w:rPr>
-        <w:t>}d) 01 (um) fuzil semiautomático{#</w:t>
-      </w:r>
-      <w:proofErr w:type="spellStart"/>
-      <w:r>
-        <w:rPr>
-          <w:rFonts w:ascii="Times-Roman" w:eastAsia="Times-Roman" w:hAnsi="Times-Roman" w:cs="Times-Roman"/>
-          <w:sz w:val="24"/>
-        </w:rPr>
-        <w:t>is_pm</w:t>
-      </w:r>
-      <w:proofErr w:type="spellEnd"/>
-      <w:r>
-        <w:rPr>
-          <w:rFonts w:ascii="Times-Roman" w:eastAsia="Times-Roman" w:hAnsi="Times-Roman" w:cs="Times-Roman"/>
-          <w:sz w:val="24"/>
-        </w:rPr>
-        <w:t>}, pertencente à carga da {</w:t>
-      </w:r>
-      <w:proofErr w:type="spellStart"/>
-      <w:r>
-        <w:rPr>
-          <w:rFonts w:ascii="Times-Roman" w:eastAsia="Times-Roman" w:hAnsi="Times-Roman" w:cs="Times-Roman"/>
-          <w:sz w:val="24"/>
-        </w:rPr>
-        <w:t>instituicao_carga</w:t>
-      </w:r>
-      <w:proofErr w:type="spellEnd"/>
-      <w:r>
-        <w:rPr>
-          <w:rFonts w:ascii="Times-Roman" w:eastAsia="Times-Roman" w:hAnsi="Times-Roman" w:cs="Times-Roman"/>
-          <w:sz w:val="24"/>
-        </w:rPr>
-        <w:t>}{/</w:t>
-      </w:r>
-      <w:proofErr w:type="spellStart"/>
-      <w:r>
-        <w:rPr>
-          <w:rFonts w:ascii="Times-Roman" w:eastAsia="Times-Roman" w:hAnsi="Times-Roman" w:cs="Times-Roman"/>
-          <w:sz w:val="24"/>
-        </w:rPr>
-        <w:t>is_pm</w:t>
-      </w:r>
-      <w:proofErr w:type="spellEnd"/>
-      <w:r>
-        <w:rPr>
-          <w:rFonts w:ascii="Times-Roman" w:eastAsia="Times-Roman" w:hAnsi="Times-Roman" w:cs="Times-Roman"/>
-          <w:sz w:val="24"/>
-        </w:rPr>
-        <w:t>}, calibre {calibre}, marca {marca}, modelo {modelo}, número de série {</w:t>
-      </w:r>
-      <w:proofErr w:type="spellStart"/>
-      <w:r>
-        <w:rPr>
-          <w:rFonts w:ascii="Times-Roman" w:eastAsia="Times-Roman" w:hAnsi="Times-Roman" w:cs="Times-Roman"/>
-          <w:sz w:val="24"/>
-        </w:rPr>
-        <w:t>numero_serie</w:t>
-      </w:r>
-      <w:proofErr w:type="spellEnd"/>
-      <w:r>
-        <w:rPr>
-          <w:rFonts w:ascii="Times-Roman" w:eastAsia="Times-Roman" w:hAnsi="Times-Roman" w:cs="Times-Roman"/>
-          <w:sz w:val="24"/>
-        </w:rPr>
         <w:t>}, acabamento {acabamento}, {</w:t>
       </w:r>
       <w:proofErr w:type="spellStart"/>
@@ -678,215 +1040,6 @@
           <w:rFonts w:ascii="Times-Roman" w:eastAsia="Times-Roman" w:hAnsi="Times-Roman" w:cs="Times-Roman"/>
           <w:sz w:val="24"/>
         </w:rPr>
-        <w:t>detalhes_fuzil</w:t>
-      </w:r>
-      <w:proofErr w:type="spellEnd"/>
-      <w:r>
-        <w:rPr>
-          <w:rFonts w:ascii="Times-Roman" w:eastAsia="Times-Roman" w:hAnsi="Times-Roman" w:cs="Times-Roman"/>
-          <w:sz w:val="24"/>
-        </w:rPr>
-        <w:t>}, cano medindo aproximadamente {</w:t>
-      </w:r>
-      <w:proofErr w:type="spellStart"/>
-      <w:r>
-        <w:rPr>
-          <w:rFonts w:ascii="Times-Roman" w:eastAsia="Times-Roman" w:hAnsi="Times-Roman" w:cs="Times-Roman"/>
-          <w:sz w:val="24"/>
-        </w:rPr>
-        <w:t>comprimento_cano</w:t>
-      </w:r>
-      <w:proofErr w:type="spellEnd"/>
-      <w:r>
-        <w:rPr>
-          <w:rFonts w:ascii="Times-Roman" w:eastAsia="Times-Roman" w:hAnsi="Times-Roman" w:cs="Times-Roman"/>
-          <w:sz w:val="24"/>
-        </w:rPr>
-        <w:t>} mm de comprimento (todas as medidas aproximadas);{/</w:t>
-      </w:r>
-      <w:proofErr w:type="spellStart"/>
-      <w:r>
-        <w:rPr>
-          <w:rFonts w:ascii="Times-Roman" w:eastAsia="Times-Roman" w:hAnsi="Times-Roman" w:cs="Times-Roman"/>
-          <w:sz w:val="24"/>
-        </w:rPr>
-        <w:t>is_fuzil</w:t>
-      </w:r>
-      <w:proofErr w:type="spellEnd"/>
-      <w:r>
-        <w:rPr>
-          <w:rFonts w:ascii="Times-Roman" w:eastAsia="Times-Roman" w:hAnsi="Times-Roman" w:cs="Times-Roman"/>
-          <w:sz w:val="24"/>
-        </w:rPr>
-        <w:t>}{#</w:t>
-      </w:r>
-      <w:proofErr w:type="spellStart"/>
-      <w:r>
-        <w:rPr>
-          <w:rFonts w:ascii="Times-Roman" w:eastAsia="Times-Roman" w:hAnsi="Times-Roman" w:cs="Times-Roman"/>
-          <w:sz w:val="24"/>
-        </w:rPr>
-        <w:t>is_municao_isolada</w:t>
-      </w:r>
-      <w:proofErr w:type="spellEnd"/>
-      <w:r>
-        <w:rPr>
-          <w:rFonts w:ascii="Times-Roman" w:eastAsia="Times-Roman" w:hAnsi="Times-Roman" w:cs="Times-Roman"/>
-          <w:sz w:val="24"/>
-        </w:rPr>
-        <w:t>}</w:t>
-      </w:r>
-      <w:r>
-        <w:t xml:space="preserve"> </w:t>
-      </w:r>
-      <w:r>
-        <w:rPr>
-          <w:rFonts w:ascii="Times-Roman" w:eastAsia="Times-Roman" w:hAnsi="Times-Roman" w:cs="Times-Roman"/>
-          <w:sz w:val="24"/>
-        </w:rPr>
-        <w:t>e) {</w:t>
-      </w:r>
-      <w:proofErr w:type="spellStart"/>
-      <w:r>
-        <w:rPr>
-          <w:rFonts w:ascii="Times-Roman" w:eastAsia="Times-Roman" w:hAnsi="Times-Roman" w:cs="Times-Roman"/>
-          <w:sz w:val="24"/>
-        </w:rPr>
-        <w:t>municoes_detalhes</w:t>
-      </w:r>
-      <w:proofErr w:type="spellEnd"/>
-      <w:r>
-        <w:rPr>
-          <w:rFonts w:ascii="Times-Roman" w:eastAsia="Times-Roman" w:hAnsi="Times-Roman" w:cs="Times-Roman"/>
-          <w:sz w:val="24"/>
-        </w:rPr>
-        <w:t xml:space="preserve">} </w:t>
-      </w:r>
-      <w:r>
-        <w:rPr>
-          <w:rFonts w:ascii="Times-Roman" w:eastAsia="Times-Roman" w:hAnsi="Times-Roman" w:cs="Times-Roman"/>
-          <w:sz w:val="24"/>
-        </w:rPr>
-        <w:t>{/</w:t>
-      </w:r>
-      <w:proofErr w:type="spellStart"/>
-      <w:r>
-        <w:rPr>
-          <w:rFonts w:ascii="Times-Roman" w:eastAsia="Times-Roman" w:hAnsi="Times-Roman" w:cs="Times-Roman"/>
-          <w:sz w:val="24"/>
-        </w:rPr>
-        <w:t>is_municao_isolada</w:t>
-      </w:r>
-      <w:proofErr w:type="spellEnd"/>
-      <w:r>
-        <w:rPr>
-          <w:rFonts w:ascii="Times-Roman" w:eastAsia="Times-Roman" w:hAnsi="Times-Roman" w:cs="Times-Roman"/>
-          <w:sz w:val="24"/>
-        </w:rPr>
-        <w:t>}{#</w:t>
-      </w:r>
-      <w:proofErr w:type="spellStart"/>
-      <w:r>
-        <w:rPr>
-          <w:rFonts w:ascii="Times-Roman" w:eastAsia="Times-Roman" w:hAnsi="Times-Roman" w:cs="Times-Roman"/>
-          <w:sz w:val="24"/>
-        </w:rPr>
-        <w:t>is_coringa</w:t>
-      </w:r>
-      <w:proofErr w:type="spellEnd"/>
-      <w:r>
-        <w:rPr>
-          <w:rFonts w:ascii="Times-Roman" w:eastAsia="Times-Roman" w:hAnsi="Times-Roman" w:cs="Times-Roman"/>
-          <w:sz w:val="24"/>
-        </w:rPr>
-        <w:t>}f) 01 (uma) {</w:t>
-      </w:r>
-      <w:proofErr w:type="spellStart"/>
-      <w:r>
-        <w:rPr>
-          <w:rFonts w:ascii="Times-Roman" w:eastAsia="Times-Roman" w:hAnsi="Times-Roman" w:cs="Times-Roman"/>
-          <w:sz w:val="24"/>
-        </w:rPr>
-        <w:t>nome_arma_livre</w:t>
-      </w:r>
-      <w:proofErr w:type="spellEnd"/>
-      <w:r>
-        <w:rPr>
-          <w:rFonts w:ascii="Times-Roman" w:eastAsia="Times-Roman" w:hAnsi="Times-Roman" w:cs="Times-Roman"/>
-          <w:sz w:val="24"/>
-        </w:rPr>
-        <w:t>}{#</w:t>
-      </w:r>
-      <w:proofErr w:type="spellStart"/>
-      <w:r>
-        <w:rPr>
-          <w:rFonts w:ascii="Times-Roman" w:eastAsia="Times-Roman" w:hAnsi="Times-Roman" w:cs="Times-Roman"/>
-          <w:sz w:val="24"/>
-        </w:rPr>
-        <w:t>is_pm</w:t>
-      </w:r>
-      <w:proofErr w:type="spellEnd"/>
-      <w:r>
-        <w:rPr>
-          <w:rFonts w:ascii="Times-Roman" w:eastAsia="Times-Roman" w:hAnsi="Times-Roman" w:cs="Times-Roman"/>
-          <w:sz w:val="24"/>
-        </w:rPr>
-        <w:t>}, pertencente à carga da {</w:t>
-      </w:r>
-      <w:proofErr w:type="spellStart"/>
-      <w:r>
-        <w:rPr>
-          <w:rFonts w:ascii="Times-Roman" w:eastAsia="Times-Roman" w:hAnsi="Times-Roman" w:cs="Times-Roman"/>
-          <w:sz w:val="24"/>
-        </w:rPr>
-        <w:t>instituicao_carga</w:t>
-      </w:r>
-      <w:proofErr w:type="spellEnd"/>
-      <w:r>
-        <w:rPr>
-          <w:rFonts w:ascii="Times-Roman" w:eastAsia="Times-Roman" w:hAnsi="Times-Roman" w:cs="Times-Roman"/>
-          <w:sz w:val="24"/>
-        </w:rPr>
-        <w:t>}{/</w:t>
-      </w:r>
-      <w:proofErr w:type="spellStart"/>
-      <w:r>
-        <w:rPr>
-          <w:rFonts w:ascii="Times-Roman" w:eastAsia="Times-Roman" w:hAnsi="Times-Roman" w:cs="Times-Roman"/>
-          <w:sz w:val="24"/>
-        </w:rPr>
-        <w:t>is_pm</w:t>
-      </w:r>
-      <w:proofErr w:type="spellEnd"/>
-      <w:r>
-        <w:rPr>
-          <w:rFonts w:ascii="Times-Roman" w:eastAsia="Times-Roman" w:hAnsi="Times-Roman" w:cs="Times-Roman"/>
-          <w:sz w:val="24"/>
-        </w:rPr>
-        <w:t>}, calibre {calibre}, marca {marca}, modelo {modelo}, número de série {</w:t>
-      </w:r>
-      <w:proofErr w:type="spellStart"/>
-      <w:r>
-        <w:rPr>
-          <w:rFonts w:ascii="Times-Roman" w:eastAsia="Times-Roman" w:hAnsi="Times-Roman" w:cs="Times-Roman"/>
-          <w:sz w:val="24"/>
-        </w:rPr>
-        <w:t>numero_serie</w:t>
-      </w:r>
-      <w:proofErr w:type="spellEnd"/>
-      <w:r>
-        <w:rPr>
-          <w:rFonts w:ascii="Times-Roman" w:eastAsia="Times-Roman" w:hAnsi="Times-Roman" w:cs="Times-Roman"/>
-          <w:sz w:val="24"/>
-        </w:rPr>
-        <w:t>}, acabamento {acabamento}, {</w:t>
-      </w:r>
-      <w:proofErr w:type="spellStart"/>
-      <w:r>
-        <w:rPr>
-          <w:rFonts w:ascii="Times-Roman" w:eastAsia="Times-Roman" w:hAnsi="Times-Roman" w:cs="Times-Roman"/>
-          <w:sz w:val="24"/>
-        </w:rPr>
         <w:t>descricao_livre</w:t>
       </w:r>
       <w:proofErr w:type="spellEnd"/>
@@ -895,7 +1048,15 @@
           <w:rFonts w:ascii="Times-Roman" w:eastAsia="Times-Roman" w:hAnsi="Times-Roman" w:cs="Times-Roman"/>
           <w:sz w:val="24"/>
         </w:rPr>
-        <w:t>}, cano medindo aproximadamente {</w:t>
+        <w:t xml:space="preserve">}, cano </w:t>
+      </w:r>
+      <w:r>
+        <w:rPr>
+          <w:rFonts w:ascii="Times-Roman" w:eastAsia="Times-Roman" w:hAnsi="Times-Roman" w:cs="Times-Roman"/>
+          <w:sz w:val="24"/>
+        </w:rPr>
+        <w:lastRenderedPageBreak/>
+        <w:t>medindo aproximadamente {</w:t>
       </w:r>
       <w:proofErr w:type="spellStart"/>
       <w:r>
@@ -985,7 +1146,6 @@
           <w:rFonts w:ascii="Times-Roman" w:eastAsia="Times-Roman" w:hAnsi="Times-Roman" w:cs="Times-Roman"/>
           <w:sz w:val="24"/>
         </w:rPr>
-        <w:lastRenderedPageBreak/>
         <w:t>Os exames restringiram-se à realização de disparos horizontais a fim de verificar se houve a percussão e a deflagração das munições relacionadas.</w:t>
       </w:r>
     </w:p>
@@ -1563,6 +1723,7 @@
           <w:rFonts w:ascii="Times-Roman" w:eastAsia="Times-Roman" w:hAnsi="Times-Roman" w:cs="Times-Roman"/>
           <w:sz w:val="24"/>
         </w:rPr>
+        <w:lastRenderedPageBreak/>
         <w:t xml:space="preserve">Com os cartuchos intactos em questão, foram realizados os testes de eficiência e verificaram os examinadores que os mesmos podiam ser utilizados e vir a ofender a integridade física de alguém, </w:t>
       </w:r>
       <w:proofErr w:type="gramStart"/>
@@ -1668,7 +1829,6 @@
           <w:rFonts w:ascii="Times-Roman" w:eastAsia="Times-Roman" w:hAnsi="Times-Roman" w:cs="Times-Roman"/>
           <w:sz w:val="24"/>
         </w:rPr>
-        <w:lastRenderedPageBreak/>
         <w:t>Com os cartuchos intactos incriminados em questão, utilizando armamento compatível e disponível nesta Seção à época dos exames, foram realizados testes de eficiência, verificando o examinador que os mesmos não funcionaram devido à deterioração dos componentes internos dos cartuchos (espoleta e pólvora) e, portanto, apresentando-se INEFICIENTES para produção de disparo.</w:t>
       </w:r>
     </w:p>
@@ -2037,6 +2197,7 @@
           <w:rFonts w:ascii="Times-Roman" w:eastAsia="Times-Roman" w:hAnsi="Times-Roman" w:cs="Times-Roman"/>
           <w:sz w:val="24"/>
         </w:rPr>
+        <w:lastRenderedPageBreak/>
         <w:t>TOCHETTO, Domingos. Balística Forense. Aspectos Técnicos e Jurídicos. 10. ed. Campinas: Millennium, 2020.</w:t>
       </w:r>
     </w:p>
@@ -2175,7 +2336,7 @@
                 <w:bCs/>
                 <w:noProof/>
               </w:rPr>
-              <w:t>2</w:t>
+              <w:t>4</w:t>
             </w:r>
             <w:r>
               <w:rPr>
@@ -2215,7 +2376,7 @@
                 <w:bCs/>
                 <w:noProof/>
               </w:rPr>
-              <w:t>3</w:t>
+              <w:t>4</w:t>
             </w:r>
             <w:r>
               <w:rPr>

--- a/pcnet-web/backend/modelo_balist_1.docx
+++ b/pcnet-web/backend/modelo_balist_1.docx
@@ -665,30 +665,21 @@
           <w:rFonts w:ascii="Times-Roman" w:eastAsia="Times-Roman" w:hAnsi="Times-Roman" w:cs="Times-Roman"/>
           <w:sz w:val="24"/>
         </w:rPr>
-        <w:t>} mm, acabamento {</w:t>
-      </w:r>
-      <w:r>
-        <w:rPr>
-          <w:rFonts w:ascii="Times-Roman" w:eastAsia="Times-Roman" w:hAnsi="Times-Roman" w:cs="Times-Roman"/>
-          <w:sz w:val="24"/>
-        </w:rPr>
-        <w:t>acabamento}, {</w:t>
-      </w:r>
-      <w:proofErr w:type="spellStart"/>
-      <w:r>
-        <w:rPr>
-          <w:rFonts w:ascii="Times-Roman" w:eastAsia="Times-Roman" w:hAnsi="Times-Roman" w:cs="Times-Roman"/>
-          <w:sz w:val="24"/>
-        </w:rPr>
-        <w:t>detalhes_armacao</w:t>
-      </w:r>
-      <w:proofErr w:type="spellEnd"/>
-      <w:r>
-        <w:rPr>
-          <w:rFonts w:ascii="Times-Roman" w:eastAsia="Times-Roman" w:hAnsi="Times-Roman" w:cs="Times-Roman"/>
-          <w:sz w:val="24"/>
-        </w:rPr>
-        <w:t xml:space="preserve">}, </w:t>
+        <w:t>} mm,</w:t>
+      </w:r>
+      <w:r>
+        <w:rPr>
+          <w:rFonts w:ascii="Times-Roman" w:eastAsia="Times-Roman" w:hAnsi="Times-Roman" w:cs="Times-Roman"/>
+          <w:sz w:val="24"/>
+        </w:rPr>
+        <w:t xml:space="preserve"> comprimento total </w:t>
+      </w:r>
+      <w:r>
+        <w:rPr>
+          <w:rFonts w:ascii="Times-Roman" w:eastAsia="Times-Roman" w:hAnsi="Times-Roman" w:cs="Times-Roman"/>
+          <w:sz w:val="24"/>
+        </w:rPr>
+        <w:t xml:space="preserve">de </w:t>
       </w:r>
       <w:r>
         <w:rPr>
@@ -703,7 +694,7 @@
           <w:rFonts w:ascii="Times-Roman" w:eastAsia="Times-Roman" w:hAnsi="Times-Roman" w:cs="Times-Roman"/>
           <w:sz w:val="24"/>
         </w:rPr>
-        <w:t>carregador_info</w:t>
+        <w:t>comprimento_total</w:t>
       </w:r>
       <w:proofErr w:type="spellEnd"/>
       <w:r>
@@ -718,10 +709,91 @@
           <w:rFonts w:ascii="Times-Roman" w:eastAsia="Times-Roman" w:hAnsi="Times-Roman" w:cs="Times-Roman"/>
           <w:sz w:val="24"/>
         </w:rPr>
-        <w:t>.</w:t>
+        <w:t>mm</w:t>
       </w:r>
       <w:bookmarkStart w:id="0" w:name="_GoBack"/>
       <w:bookmarkEnd w:id="0"/>
+      <w:r>
+        <w:rPr>
+          <w:rFonts w:ascii="Times-Roman" w:eastAsia="Times-Roman" w:hAnsi="Times-Roman" w:cs="Times-Roman"/>
+          <w:sz w:val="24"/>
+        </w:rPr>
+        <w:t>,</w:t>
+      </w:r>
+      <w:r>
+        <w:rPr>
+          <w:rFonts w:ascii="Times-Roman" w:eastAsia="Times-Roman" w:hAnsi="Times-Roman" w:cs="Times-Roman"/>
+          <w:sz w:val="24"/>
+        </w:rPr>
+        <w:t xml:space="preserve"> acabamento {</w:t>
+      </w:r>
+      <w:r>
+        <w:rPr>
+          <w:rFonts w:ascii="Times-Roman" w:eastAsia="Times-Roman" w:hAnsi="Times-Roman" w:cs="Times-Roman"/>
+          <w:sz w:val="24"/>
+        </w:rPr>
+        <w:t xml:space="preserve">acabamento}, </w:t>
+      </w:r>
+      <w:r>
+        <w:rPr>
+          <w:rFonts w:ascii="Times-Roman" w:eastAsia="Times-Roman" w:hAnsi="Times-Roman" w:cs="Times-Roman"/>
+          <w:sz w:val="24"/>
+        </w:rPr>
+        <w:t xml:space="preserve">armação com </w:t>
+      </w:r>
+      <w:r>
+        <w:rPr>
+          <w:rFonts w:ascii="Times-Roman" w:eastAsia="Times-Roman" w:hAnsi="Times-Roman" w:cs="Times-Roman"/>
+          <w:sz w:val="24"/>
+        </w:rPr>
+        <w:t>{</w:t>
+      </w:r>
+      <w:proofErr w:type="spellStart"/>
+      <w:r>
+        <w:rPr>
+          <w:rFonts w:ascii="Times-Roman" w:eastAsia="Times-Roman" w:hAnsi="Times-Roman" w:cs="Times-Roman"/>
+          <w:sz w:val="24"/>
+        </w:rPr>
+        <w:t>detalhes_armacao</w:t>
+      </w:r>
+      <w:proofErr w:type="spellEnd"/>
+      <w:r>
+        <w:rPr>
+          <w:rFonts w:ascii="Times-Roman" w:eastAsia="Times-Roman" w:hAnsi="Times-Roman" w:cs="Times-Roman"/>
+          <w:sz w:val="24"/>
+        </w:rPr>
+        <w:t xml:space="preserve">}, </w:t>
+      </w:r>
+      <w:r>
+        <w:rPr>
+          <w:rFonts w:ascii="Times-Roman" w:eastAsia="Times-Roman" w:hAnsi="Times-Roman" w:cs="Times-Roman"/>
+          <w:sz w:val="24"/>
+        </w:rPr>
+        <w:t>{</w:t>
+      </w:r>
+      <w:proofErr w:type="spellStart"/>
+      <w:r>
+        <w:rPr>
+          <w:rFonts w:ascii="Times-Roman" w:eastAsia="Times-Roman" w:hAnsi="Times-Roman" w:cs="Times-Roman"/>
+          <w:sz w:val="24"/>
+        </w:rPr>
+        <w:t>carregador_info</w:t>
+      </w:r>
+      <w:proofErr w:type="spellEnd"/>
+      <w:r>
+        <w:rPr>
+          <w:rFonts w:ascii="Times-Roman" w:eastAsia="Times-Roman" w:hAnsi="Times-Roman" w:cs="Times-Roman"/>
+          <w:sz w:val="24"/>
+        </w:rPr>
+        <w:t>}</w:t>
+      </w:r>
+      <w:r>
+        <w:rPr>
+          <w:rFonts w:ascii="Times-Roman" w:eastAsia="Times-Roman" w:hAnsi="Times-Roman" w:cs="Times-Roman"/>
+          <w:sz w:val="24"/>
+        </w:rPr>
+        <w:t>.</w:t>
+      </w:r>
       <w:r>
         <w:rPr>
           <w:rFonts w:ascii="Times-Roman" w:eastAsia="Times-Roman" w:hAnsi="Times-Roman" w:cs="Times-Roman"/>

--- a/pcnet-web/backend/modelo_balist_1.docx
+++ b/pcnet-web/backend/modelo_balist_1.docx
@@ -3,12 +3,6 @@
 <w:document xmlns:wpc="http://schemas.microsoft.com/office/word/2010/wordprocessingCanvas" xmlns:mc="http://schemas.openxmlformats.org/markup-compatibility/2006" xmlns:o="urn:schemas-microsoft-com:office:office" xmlns:r="http://schemas.openxmlformats.org/officeDocument/2006/relationships" xmlns:m="http://schemas.openxmlformats.org/officeDocument/2006/math" xmlns:v="urn:schemas-microsoft-com:vml" xmlns:wp14="http://schemas.microsoft.com/office/word/2010/wordprocessingDrawing" xmlns:wp="http://schemas.openxmlformats.org/drawingml/2006/wordprocessingDrawing" xmlns:w10="urn:schemas-microsoft-com:office:word" xmlns:w="http://schemas.openxmlformats.org/wordprocessingml/2006/main" xmlns:w14="http://schemas.microsoft.com/office/word/2010/wordml" xmlns:w15="http://schemas.microsoft.com/office/word/2012/wordml" xmlns:wpg="http://schemas.microsoft.com/office/word/2010/wordprocessingGroup" xmlns:wpi="http://schemas.microsoft.com/office/word/2010/wordprocessingInk" xmlns:wne="http://schemas.microsoft.com/office/word/2006/wordml" xmlns:wps="http://schemas.microsoft.com/office/word/2010/wordprocessingShape" mc:Ignorable="w14 w15 wp14">
   <w:body>
     <w:p>
-      <w:pPr>
-        <w:pBdr>
-          <w:bottom w:val="doubleDiamonds" w:sz="0" w:space="0" w:color="auto"/>
-        </w:pBdr>
-        <w:spacing w:before="120" w:after="200" w:line="240" w:lineRule="auto"/>
-      </w:pPr>
       <w:r>
         <w:rPr>
           <w:rFonts w:ascii="Times-Roman" w:eastAsia="Times-Roman" w:hAnsi="Times-Roman" w:cs="Times-Roman"/>
@@ -70,7 +64,23 @@
           <w:rFonts w:ascii="Times-Roman" w:eastAsia="Times-Roman" w:hAnsi="Times-Roman" w:cs="Times-Roman"/>
           <w:sz w:val="24"/>
         </w:rPr>
-        <w:t>Identificar a arma de fogo e/ou munição encaminhadas, constando as características e número de série, realizar testes de ensaios controlados, com o intuito de verificar a eficiência ou não do material examinado.</w:t>
+        <w:t xml:space="preserve">Identificar a arma de fogo e/ou munição encaminhadas, constando as características e número </w:t>
+      </w:r>
+      <w:proofErr w:type="gramStart"/>
+      <w:r>
+        <w:rPr>
+          <w:rFonts w:ascii="Times-Roman" w:eastAsia="Times-Roman" w:hAnsi="Times-Roman" w:cs="Times-Roman"/>
+          <w:sz w:val="24"/>
+        </w:rPr>
+        <w:t>de</w:t>
+      </w:r>
+      <w:proofErr w:type="gramEnd"/>
+      <w:r>
+        <w:rPr>
+          <w:rFonts w:ascii="Times-Roman" w:eastAsia="Times-Roman" w:hAnsi="Times-Roman" w:cs="Times-Roman"/>
+          <w:sz w:val="24"/>
+        </w:rPr>
+        <w:t xml:space="preserve"> série, realizar testes de ensaios controlados, com o intuito de verificar a eficiência ou não do material examinado.</w:t>
       </w:r>
     </w:p>
     <w:p>
@@ -105,7 +115,7 @@
           <w:rFonts w:ascii="Times-Roman" w:eastAsia="Times-Roman" w:hAnsi="Times-Roman" w:cs="Times-Roman"/>
           <w:sz w:val="24"/>
         </w:rPr>
-        <w:t>Material recebido:</w:t>
+        <w:t xml:space="preserve">Material recebido: </w:t>
       </w:r>
     </w:p>
     <w:p>
@@ -140,576 +150,565 @@
           <w:rFonts w:ascii="Times-Roman" w:eastAsia="Times-Roman" w:hAnsi="Times-Roman" w:cs="Times-Roman"/>
           <w:sz w:val="24"/>
         </w:rPr>
+        <w:t xml:space="preserve">} </w:t>
+      </w:r>
+    </w:p>
+    <w:p>
+      <w:pPr>
+        <w:pBdr>
+          <w:bottom w:val="doubleDiamonds" w:sz="0" w:space="0" w:color="auto"/>
+        </w:pBdr>
+        <w:spacing w:before="120" w:after="200" w:line="240" w:lineRule="auto"/>
+        <w:rPr>
+          <w:rFonts w:ascii="Times-Roman" w:eastAsia="Times-Roman" w:hAnsi="Times-Roman" w:cs="Times-Roman"/>
+          <w:sz w:val="24"/>
+        </w:rPr>
+      </w:pPr>
+      <w:r>
+        <w:rPr>
+          <w:rFonts w:ascii="Times-Roman" w:eastAsia="Times-Roman" w:hAnsi="Times-Roman" w:cs="Times-Roman"/>
+          <w:sz w:val="24"/>
+        </w:rPr>
+        <w:t>{%</w:t>
+      </w:r>
+      <w:proofErr w:type="spellStart"/>
+      <w:r>
+        <w:rPr>
+          <w:rFonts w:ascii="Times-Roman" w:eastAsia="Times-Roman" w:hAnsi="Times-Roman" w:cs="Times-Roman"/>
+          <w:sz w:val="24"/>
+        </w:rPr>
+        <w:t>imagem_vestigio</w:t>
+      </w:r>
+      <w:proofErr w:type="spellEnd"/>
+      <w:r>
+        <w:rPr>
+          <w:rFonts w:ascii="Times-Roman" w:eastAsia="Times-Roman" w:hAnsi="Times-Roman" w:cs="Times-Roman"/>
+          <w:sz w:val="24"/>
+        </w:rPr>
+        <w:t xml:space="preserve">} </w:t>
+      </w:r>
+    </w:p>
+    <w:p>
+      <w:pPr>
+        <w:pBdr>
+          <w:bottom w:val="doubleDiamonds" w:sz="0" w:space="0" w:color="auto"/>
+        </w:pBdr>
+        <w:spacing w:before="120" w:after="200" w:line="240" w:lineRule="auto"/>
+        <w:jc w:val="center"/>
+        <w:rPr>
+          <w:rFonts w:ascii="Times-Roman" w:eastAsia="Times-Roman" w:hAnsi="Times-Roman" w:cs="Times-Roman"/>
+          <w:sz w:val="24"/>
+        </w:rPr>
+      </w:pPr>
+      <w:r>
+        <w:rPr>
+          <w:rFonts w:ascii="Times-Roman" w:eastAsia="Times-Roman" w:hAnsi="Times-Roman" w:cs="Times-Roman"/>
+          <w:sz w:val="24"/>
+        </w:rPr>
+        <w:t>Figura 1 - Material enviado a exames periciais.</w:t>
+      </w:r>
+    </w:p>
+    <w:p>
+      <w:pPr>
+        <w:pBdr>
+          <w:bottom w:val="doubleDiamonds" w:sz="0" w:space="0" w:color="auto"/>
+        </w:pBdr>
+        <w:spacing w:before="120" w:after="200" w:line="240" w:lineRule="auto"/>
+        <w:rPr>
+          <w:rFonts w:ascii="Times-Roman" w:eastAsia="Times-Roman" w:hAnsi="Times-Roman" w:cs="Times-Roman"/>
+          <w:sz w:val="24"/>
+        </w:rPr>
+      </w:pPr>
+      <w:r>
+        <w:rPr>
+          <w:rFonts w:ascii="Times-Roman" w:eastAsia="Times-Roman" w:hAnsi="Times-Roman" w:cs="Times-Roman"/>
+          <w:sz w:val="24"/>
+        </w:rPr>
+        <w:t>{/</w:t>
+      </w:r>
+      <w:proofErr w:type="spellStart"/>
+      <w:r>
+        <w:rPr>
+          <w:rFonts w:ascii="Times-Roman" w:eastAsia="Times-Roman" w:hAnsi="Times-Roman" w:cs="Times-Roman"/>
+          <w:sz w:val="24"/>
+        </w:rPr>
+        <w:t>tem_imagem</w:t>
+      </w:r>
+      <w:proofErr w:type="spellEnd"/>
+      <w:r>
+        <w:rPr>
+          <w:rFonts w:ascii="Times-Roman" w:eastAsia="Times-Roman" w:hAnsi="Times-Roman" w:cs="Times-Roman"/>
+          <w:sz w:val="24"/>
+        </w:rPr>
+        <w:t xml:space="preserve">} </w:t>
+      </w:r>
+    </w:p>
+    <w:p>
+      <w:pPr>
+        <w:pBdr>
+          <w:bottom w:val="doubleDiamonds" w:sz="0" w:space="0" w:color="auto"/>
+        </w:pBdr>
+        <w:spacing w:before="120" w:after="200" w:line="240" w:lineRule="auto"/>
+        <w:jc w:val="both"/>
+        <w:rPr>
+          <w:rFonts w:ascii="Times-Roman" w:eastAsia="Times-Roman" w:hAnsi="Times-Roman" w:cs="Times-Roman"/>
+          <w:sz w:val="24"/>
+        </w:rPr>
+      </w:pPr>
+      <w:r>
+        <w:rPr>
+          <w:rFonts w:ascii="Times-Roman" w:eastAsia="Times-Roman" w:hAnsi="Times-Roman" w:cs="Times-Roman"/>
+          <w:sz w:val="24"/>
+        </w:rPr>
+        <w:t>{#</w:t>
+      </w:r>
+      <w:proofErr w:type="spellStart"/>
+      <w:r>
+        <w:rPr>
+          <w:rFonts w:ascii="Times-Roman" w:eastAsia="Times-Roman" w:hAnsi="Times-Roman" w:cs="Times-Roman"/>
+          <w:sz w:val="24"/>
+        </w:rPr>
+        <w:t>is_carabina</w:t>
+      </w:r>
+      <w:proofErr w:type="spellEnd"/>
+      <w:r>
+        <w:rPr>
+          <w:rFonts w:ascii="Times-Roman" w:eastAsia="Times-Roman" w:hAnsi="Times-Roman" w:cs="Times-Roman"/>
+          <w:sz w:val="24"/>
+        </w:rPr>
+        <w:t>}a) 01 (uma) carabina de {</w:t>
+      </w:r>
+      <w:proofErr w:type="spellStart"/>
+      <w:r>
+        <w:rPr>
+          <w:rFonts w:ascii="Times-Roman" w:eastAsia="Times-Roman" w:hAnsi="Times-Roman" w:cs="Times-Roman"/>
+          <w:sz w:val="24"/>
+        </w:rPr>
+        <w:t>tipo_acao_carabina</w:t>
+      </w:r>
+      <w:proofErr w:type="spellEnd"/>
+      <w:r>
+        <w:rPr>
+          <w:rFonts w:ascii="Times-Roman" w:eastAsia="Times-Roman" w:hAnsi="Times-Roman" w:cs="Times-Roman"/>
+          <w:sz w:val="24"/>
+        </w:rPr>
+        <w:t>}{#</w:t>
+      </w:r>
+      <w:proofErr w:type="spellStart"/>
+      <w:r>
+        <w:rPr>
+          <w:rFonts w:ascii="Times-Roman" w:eastAsia="Times-Roman" w:hAnsi="Times-Roman" w:cs="Times-Roman"/>
+          <w:sz w:val="24"/>
+        </w:rPr>
+        <w:t>is_pm</w:t>
+      </w:r>
+      <w:proofErr w:type="spellEnd"/>
+      <w:r>
+        <w:rPr>
+          <w:rFonts w:ascii="Times-Roman" w:eastAsia="Times-Roman" w:hAnsi="Times-Roman" w:cs="Times-Roman"/>
+          <w:sz w:val="24"/>
+        </w:rPr>
+        <w:t>}, pertencente à carga da {</w:t>
+      </w:r>
+      <w:proofErr w:type="spellStart"/>
+      <w:r>
+        <w:rPr>
+          <w:rFonts w:ascii="Times-Roman" w:eastAsia="Times-Roman" w:hAnsi="Times-Roman" w:cs="Times-Roman"/>
+          <w:sz w:val="24"/>
+        </w:rPr>
+        <w:t>instituicao_carga</w:t>
+      </w:r>
+      <w:proofErr w:type="spellEnd"/>
+      <w:r>
+        <w:rPr>
+          <w:rFonts w:ascii="Times-Roman" w:eastAsia="Times-Roman" w:hAnsi="Times-Roman" w:cs="Times-Roman"/>
+          <w:sz w:val="24"/>
+        </w:rPr>
+        <w:t>}{/</w:t>
+      </w:r>
+      <w:proofErr w:type="spellStart"/>
+      <w:r>
+        <w:rPr>
+          <w:rFonts w:ascii="Times-Roman" w:eastAsia="Times-Roman" w:hAnsi="Times-Roman" w:cs="Times-Roman"/>
+          <w:sz w:val="24"/>
+        </w:rPr>
+        <w:t>is_pm</w:t>
+      </w:r>
+      <w:proofErr w:type="spellEnd"/>
+      <w:r>
+        <w:rPr>
+          <w:rFonts w:ascii="Times-Roman" w:eastAsia="Times-Roman" w:hAnsi="Times-Roman" w:cs="Times-Roman"/>
+          <w:sz w:val="24"/>
+        </w:rPr>
+        <w:t>}, calibre {calibre}, marca {marca}, modelo {modelo}, número de série {</w:t>
+      </w:r>
+      <w:proofErr w:type="spellStart"/>
+      <w:r>
+        <w:rPr>
+          <w:rFonts w:ascii="Times-Roman" w:eastAsia="Times-Roman" w:hAnsi="Times-Roman" w:cs="Times-Roman"/>
+          <w:sz w:val="24"/>
+        </w:rPr>
+        <w:t>numero_serie</w:t>
+      </w:r>
+      <w:proofErr w:type="spellEnd"/>
+      <w:r>
+        <w:rPr>
+          <w:rFonts w:ascii="Times-Roman" w:eastAsia="Times-Roman" w:hAnsi="Times-Roman" w:cs="Times-Roman"/>
+          <w:sz w:val="24"/>
+        </w:rPr>
+        <w:t>}, acabamento {acabamento}, {</w:t>
+      </w:r>
+      <w:proofErr w:type="spellStart"/>
+      <w:r>
+        <w:rPr>
+          <w:rFonts w:ascii="Times-Roman" w:eastAsia="Times-Roman" w:hAnsi="Times-Roman" w:cs="Times-Roman"/>
+          <w:sz w:val="24"/>
+        </w:rPr>
+        <w:t>detalhes_coronha</w:t>
+      </w:r>
+      <w:proofErr w:type="spellEnd"/>
+      <w:r>
+        <w:rPr>
+          <w:rFonts w:ascii="Times-Roman" w:eastAsia="Times-Roman" w:hAnsi="Times-Roman" w:cs="Times-Roman"/>
+          <w:sz w:val="24"/>
+        </w:rPr>
+        <w:t>}, alimentação por {</w:t>
+      </w:r>
+      <w:proofErr w:type="spellStart"/>
+      <w:r>
+        <w:rPr>
+          <w:rFonts w:ascii="Times-Roman" w:eastAsia="Times-Roman" w:hAnsi="Times-Roman" w:cs="Times-Roman"/>
+          <w:sz w:val="24"/>
+        </w:rPr>
+        <w:t>sistema_alimentacao</w:t>
+      </w:r>
+      <w:proofErr w:type="spellEnd"/>
+      <w:r>
+        <w:rPr>
+          <w:rFonts w:ascii="Times-Roman" w:eastAsia="Times-Roman" w:hAnsi="Times-Roman" w:cs="Times-Roman"/>
+          <w:sz w:val="24"/>
+        </w:rPr>
+        <w:t>}, capacidade (aferida) de {</w:t>
+      </w:r>
+      <w:proofErr w:type="spellStart"/>
+      <w:r>
+        <w:rPr>
+          <w:rFonts w:ascii="Times-Roman" w:eastAsia="Times-Roman" w:hAnsi="Times-Roman" w:cs="Times-Roman"/>
+          <w:sz w:val="24"/>
+        </w:rPr>
+        <w:t>capacidade_texto</w:t>
+      </w:r>
+      <w:proofErr w:type="spellEnd"/>
+      <w:r>
+        <w:rPr>
+          <w:rFonts w:ascii="Times-Roman" w:eastAsia="Times-Roman" w:hAnsi="Times-Roman" w:cs="Times-Roman"/>
+          <w:sz w:val="24"/>
+        </w:rPr>
+        <w:t>}, cano medindo {</w:t>
+      </w:r>
+      <w:proofErr w:type="spellStart"/>
+      <w:r>
+        <w:rPr>
+          <w:rFonts w:ascii="Times-Roman" w:eastAsia="Times-Roman" w:hAnsi="Times-Roman" w:cs="Times-Roman"/>
+          <w:sz w:val="24"/>
+        </w:rPr>
+        <w:t>comprimento_cano</w:t>
+      </w:r>
+      <w:proofErr w:type="spellEnd"/>
+      <w:r>
+        <w:rPr>
+          <w:rFonts w:ascii="Times-Roman" w:eastAsia="Times-Roman" w:hAnsi="Times-Roman" w:cs="Times-Roman"/>
+          <w:sz w:val="24"/>
+        </w:rPr>
+        <w:t>} mm e comprimento total de {</w:t>
+      </w:r>
+      <w:proofErr w:type="spellStart"/>
+      <w:r>
+        <w:rPr>
+          <w:rFonts w:ascii="Times-Roman" w:eastAsia="Times-Roman" w:hAnsi="Times-Roman" w:cs="Times-Roman"/>
+          <w:sz w:val="24"/>
+        </w:rPr>
+        <w:t>comprimento_total</w:t>
+      </w:r>
+      <w:proofErr w:type="spellEnd"/>
+      <w:r>
+        <w:rPr>
+          <w:rFonts w:ascii="Times-Roman" w:eastAsia="Times-Roman" w:hAnsi="Times-Roman" w:cs="Times-Roman"/>
+          <w:sz w:val="24"/>
+        </w:rPr>
+        <w:t>} mm (todas as medidas aproximadas).{/</w:t>
+      </w:r>
+      <w:proofErr w:type="spellStart"/>
+      <w:r>
+        <w:rPr>
+          <w:rFonts w:ascii="Times-Roman" w:eastAsia="Times-Roman" w:hAnsi="Times-Roman" w:cs="Times-Roman"/>
+          <w:sz w:val="24"/>
+        </w:rPr>
+        <w:t>is_carabina</w:t>
+      </w:r>
+      <w:proofErr w:type="spellEnd"/>
+      <w:r>
+        <w:rPr>
+          <w:rFonts w:ascii="Times-Roman" w:eastAsia="Times-Roman" w:hAnsi="Times-Roman" w:cs="Times-Roman"/>
+          <w:sz w:val="24"/>
+        </w:rPr>
+        <w:t>}{#</w:t>
+      </w:r>
+      <w:proofErr w:type="spellStart"/>
+      <w:r>
+        <w:rPr>
+          <w:rFonts w:ascii="Times-Roman" w:eastAsia="Times-Roman" w:hAnsi="Times-Roman" w:cs="Times-Roman"/>
+          <w:sz w:val="24"/>
+        </w:rPr>
+        <w:t>is_revolver</w:t>
+      </w:r>
+      <w:proofErr w:type="spellEnd"/>
+      <w:r>
+        <w:rPr>
+          <w:rFonts w:ascii="Times-Roman" w:eastAsia="Times-Roman" w:hAnsi="Times-Roman" w:cs="Times-Roman"/>
+          <w:sz w:val="24"/>
+        </w:rPr>
+        <w:t>}b) 01 (um) revólver{#</w:t>
+      </w:r>
+      <w:proofErr w:type="spellStart"/>
+      <w:r>
+        <w:rPr>
+          <w:rFonts w:ascii="Times-Roman" w:eastAsia="Times-Roman" w:hAnsi="Times-Roman" w:cs="Times-Roman"/>
+          <w:sz w:val="24"/>
+        </w:rPr>
+        <w:t>is_pm</w:t>
+      </w:r>
+      <w:proofErr w:type="spellEnd"/>
+      <w:r>
+        <w:rPr>
+          <w:rFonts w:ascii="Times-Roman" w:eastAsia="Times-Roman" w:hAnsi="Times-Roman" w:cs="Times-Roman"/>
+          <w:sz w:val="24"/>
+        </w:rPr>
+        <w:t>}, pertencente à carga da {</w:t>
+      </w:r>
+      <w:proofErr w:type="spellStart"/>
+      <w:r>
+        <w:rPr>
+          <w:rFonts w:ascii="Times-Roman" w:eastAsia="Times-Roman" w:hAnsi="Times-Roman" w:cs="Times-Roman"/>
+          <w:sz w:val="24"/>
+        </w:rPr>
+        <w:t>instituicao_carga</w:t>
+      </w:r>
+      <w:proofErr w:type="spellEnd"/>
+      <w:r>
+        <w:rPr>
+          <w:rFonts w:ascii="Times-Roman" w:eastAsia="Times-Roman" w:hAnsi="Times-Roman" w:cs="Times-Roman"/>
+          <w:sz w:val="24"/>
+        </w:rPr>
+        <w:t>}{/</w:t>
+      </w:r>
+      <w:proofErr w:type="spellStart"/>
+      <w:r>
+        <w:rPr>
+          <w:rFonts w:ascii="Times-Roman" w:eastAsia="Times-Roman" w:hAnsi="Times-Roman" w:cs="Times-Roman"/>
+          <w:sz w:val="24"/>
+        </w:rPr>
+        <w:t>is_pm</w:t>
+      </w:r>
+      <w:proofErr w:type="spellEnd"/>
+      <w:r>
+        <w:rPr>
+          <w:rFonts w:ascii="Times-Roman" w:eastAsia="Times-Roman" w:hAnsi="Times-Roman" w:cs="Times-Roman"/>
+          <w:sz w:val="24"/>
+        </w:rPr>
+        <w:t>}, calibre {calibre}, marca {marca}, modelo {modelo}, numeração de série {</w:t>
+      </w:r>
+      <w:proofErr w:type="spellStart"/>
+      <w:r>
+        <w:rPr>
+          <w:rFonts w:ascii="Times-Roman" w:eastAsia="Times-Roman" w:hAnsi="Times-Roman" w:cs="Times-Roman"/>
+          <w:sz w:val="24"/>
+        </w:rPr>
+        <w:t>numero_serie</w:t>
+      </w:r>
+      <w:proofErr w:type="spellEnd"/>
+      <w:r>
+        <w:rPr>
+          <w:rFonts w:ascii="Times-Roman" w:eastAsia="Times-Roman" w:hAnsi="Times-Roman" w:cs="Times-Roman"/>
+          <w:sz w:val="24"/>
+        </w:rPr>
+        <w:t>}, cano medindo aproximadamente {</w:t>
+      </w:r>
+      <w:proofErr w:type="spellStart"/>
+      <w:r>
+        <w:rPr>
+          <w:rFonts w:ascii="Times-Roman" w:eastAsia="Times-Roman" w:hAnsi="Times-Roman" w:cs="Times-Roman"/>
+          <w:sz w:val="24"/>
+        </w:rPr>
+        <w:t>comprimento_cano</w:t>
+      </w:r>
+      <w:proofErr w:type="spellEnd"/>
+      <w:r>
+        <w:rPr>
+          <w:rFonts w:ascii="Times-Roman" w:eastAsia="Times-Roman" w:hAnsi="Times-Roman" w:cs="Times-Roman"/>
+          <w:sz w:val="24"/>
+        </w:rPr>
+        <w:t>} mm, comprimento total de {</w:t>
+      </w:r>
+      <w:proofErr w:type="spellStart"/>
+      <w:r>
+        <w:rPr>
+          <w:rFonts w:ascii="Times-Roman" w:eastAsia="Times-Roman" w:hAnsi="Times-Roman" w:cs="Times-Roman"/>
+          <w:sz w:val="24"/>
+        </w:rPr>
+        <w:t>comprimento_total</w:t>
+      </w:r>
+      <w:proofErr w:type="spellEnd"/>
+      <w:r>
+        <w:rPr>
+          <w:rFonts w:ascii="Times-Roman" w:eastAsia="Times-Roman" w:hAnsi="Times-Roman" w:cs="Times-Roman"/>
+          <w:sz w:val="24"/>
+        </w:rPr>
+        <w:t>} mm, acabamento {</w:t>
+      </w:r>
+      <w:proofErr w:type="gramStart"/>
+      <w:r>
+        <w:rPr>
+          <w:rFonts w:ascii="Times-Roman" w:eastAsia="Times-Roman" w:hAnsi="Times-Roman" w:cs="Times-Roman"/>
+          <w:sz w:val="24"/>
+        </w:rPr>
+        <w:t>acabamento</w:t>
+      </w:r>
+      <w:proofErr w:type="gramEnd"/>
+      <w:r>
+        <w:rPr>
+          <w:rFonts w:ascii="Times-Roman" w:eastAsia="Times-Roman" w:hAnsi="Times-Roman" w:cs="Times-Roman"/>
+          <w:sz w:val="24"/>
+        </w:rPr>
+        <w:t>}, capacidade para {</w:t>
+      </w:r>
+      <w:proofErr w:type="spellStart"/>
+      <w:r>
+        <w:rPr>
+          <w:rFonts w:ascii="Times-Roman" w:eastAsia="Times-Roman" w:hAnsi="Times-Roman" w:cs="Times-Roman"/>
+          <w:sz w:val="24"/>
+        </w:rPr>
+        <w:t>capacidade_texto</w:t>
+      </w:r>
+      <w:proofErr w:type="spellEnd"/>
+      <w:r>
+        <w:rPr>
+          <w:rFonts w:ascii="Times-Roman" w:eastAsia="Times-Roman" w:hAnsi="Times-Roman" w:cs="Times-Roman"/>
+          <w:sz w:val="24"/>
+        </w:rPr>
+        <w:t>}, {</w:t>
+      </w:r>
+      <w:proofErr w:type="spellStart"/>
+      <w:r>
+        <w:rPr>
+          <w:rFonts w:ascii="Times-Roman" w:eastAsia="Times-Roman" w:hAnsi="Times-Roman" w:cs="Times-Roman"/>
+          <w:sz w:val="24"/>
+        </w:rPr>
+        <w:t>empunhadura_revolver</w:t>
+      </w:r>
+      <w:proofErr w:type="spellEnd"/>
+      <w:r>
+        <w:rPr>
+          <w:rFonts w:ascii="Times-Roman" w:eastAsia="Times-Roman" w:hAnsi="Times-Roman" w:cs="Times-Roman"/>
+          <w:sz w:val="24"/>
+        </w:rPr>
+        <w:t>} (todas as medidas aproximadas).{/</w:t>
+      </w:r>
+      <w:proofErr w:type="spellStart"/>
+      <w:r>
+        <w:rPr>
+          <w:rFonts w:ascii="Times-Roman" w:eastAsia="Times-Roman" w:hAnsi="Times-Roman" w:cs="Times-Roman"/>
+          <w:sz w:val="24"/>
+        </w:rPr>
+        <w:t>is_revolver</w:t>
+      </w:r>
+      <w:proofErr w:type="spellEnd"/>
+      <w:r>
+        <w:rPr>
+          <w:rFonts w:ascii="Times-Roman" w:eastAsia="Times-Roman" w:hAnsi="Times-Roman" w:cs="Times-Roman"/>
+          <w:sz w:val="24"/>
+        </w:rPr>
+        <w:t>}{#</w:t>
+      </w:r>
+      <w:proofErr w:type="spellStart"/>
+      <w:r>
+        <w:rPr>
+          <w:rFonts w:ascii="Times-Roman" w:eastAsia="Times-Roman" w:hAnsi="Times-Roman" w:cs="Times-Roman"/>
+          <w:sz w:val="24"/>
+        </w:rPr>
+        <w:t>is_pistola</w:t>
+      </w:r>
+      <w:proofErr w:type="spellEnd"/>
+      <w:r>
+        <w:rPr>
+          <w:rFonts w:ascii="Times-Roman" w:eastAsia="Times-Roman" w:hAnsi="Times-Roman" w:cs="Times-Roman"/>
+          <w:sz w:val="24"/>
+        </w:rPr>
+        <w:t>}c) 01 (uma) pistola semiautomática{#</w:t>
+      </w:r>
+      <w:proofErr w:type="spellStart"/>
+      <w:r>
+        <w:rPr>
+          <w:rFonts w:ascii="Times-Roman" w:eastAsia="Times-Roman" w:hAnsi="Times-Roman" w:cs="Times-Roman"/>
+          <w:sz w:val="24"/>
+        </w:rPr>
+        <w:t>is_pm</w:t>
+      </w:r>
+      <w:proofErr w:type="spellEnd"/>
+      <w:r>
+        <w:rPr>
+          <w:rFonts w:ascii="Times-Roman" w:eastAsia="Times-Roman" w:hAnsi="Times-Roman" w:cs="Times-Roman"/>
+          <w:sz w:val="24"/>
+        </w:rPr>
+        <w:t>}, pertencente à carga da {</w:t>
+      </w:r>
+      <w:proofErr w:type="spellStart"/>
+      <w:r>
+        <w:rPr>
+          <w:rFonts w:ascii="Times-Roman" w:eastAsia="Times-Roman" w:hAnsi="Times-Roman" w:cs="Times-Roman"/>
+          <w:sz w:val="24"/>
+        </w:rPr>
+        <w:t>instituicao_carga</w:t>
+      </w:r>
+      <w:proofErr w:type="spellEnd"/>
+      <w:r>
+        <w:rPr>
+          <w:rFonts w:ascii="Times-Roman" w:eastAsia="Times-Roman" w:hAnsi="Times-Roman" w:cs="Times-Roman"/>
+          <w:sz w:val="24"/>
+        </w:rPr>
+        <w:t>}{/</w:t>
+      </w:r>
+      <w:proofErr w:type="spellStart"/>
+      <w:r>
+        <w:rPr>
+          <w:rFonts w:ascii="Times-Roman" w:eastAsia="Times-Roman" w:hAnsi="Times-Roman" w:cs="Times-Roman"/>
+          <w:sz w:val="24"/>
+        </w:rPr>
+        <w:t>is_pm</w:t>
+      </w:r>
+      <w:proofErr w:type="spellEnd"/>
+      <w:r>
+        <w:rPr>
+          <w:rFonts w:ascii="Times-Roman" w:eastAsia="Times-Roman" w:hAnsi="Times-Roman" w:cs="Times-Roman"/>
+          <w:sz w:val="24"/>
+        </w:rPr>
+        <w:t>}, calibre {calibre}, marca {marca}, modelo {modelo}, número de série {</w:t>
+      </w:r>
+      <w:proofErr w:type="spellStart"/>
+      <w:r>
+        <w:rPr>
+          <w:rFonts w:ascii="Times-Roman" w:eastAsia="Times-Roman" w:hAnsi="Times-Roman" w:cs="Times-Roman"/>
+          <w:sz w:val="24"/>
+        </w:rPr>
+        <w:t>numero_serie</w:t>
+      </w:r>
+      <w:proofErr w:type="spellEnd"/>
+      <w:r>
+        <w:rPr>
+          <w:rFonts w:ascii="Times-Roman" w:eastAsia="Times-Roman" w:hAnsi="Times-Roman" w:cs="Times-Roman"/>
+          <w:sz w:val="24"/>
+        </w:rPr>
         <w:t>}</w:t>
-      </w:r>
-    </w:p>
-    <w:p>
-      <w:pPr>
-        <w:pBdr>
-          <w:bottom w:val="doubleDiamonds" w:sz="0" w:space="0" w:color="auto"/>
-        </w:pBdr>
-        <w:spacing w:before="120" w:after="200" w:line="240" w:lineRule="auto"/>
-        <w:rPr>
-          <w:rFonts w:ascii="Times-Roman" w:eastAsia="Times-Roman" w:hAnsi="Times-Roman" w:cs="Times-Roman"/>
-          <w:sz w:val="24"/>
-        </w:rPr>
-      </w:pPr>
-      <w:r>
-        <w:rPr>
-          <w:rFonts w:ascii="Times-Roman" w:eastAsia="Times-Roman" w:hAnsi="Times-Roman" w:cs="Times-Roman"/>
-          <w:sz w:val="24"/>
-        </w:rPr>
-        <w:t>{%</w:t>
-      </w:r>
-      <w:proofErr w:type="spellStart"/>
-      <w:r>
-        <w:rPr>
-          <w:rFonts w:ascii="Times-Roman" w:eastAsia="Times-Roman" w:hAnsi="Times-Roman" w:cs="Times-Roman"/>
-          <w:sz w:val="24"/>
-        </w:rPr>
-        <w:t>imagem_vestigio</w:t>
-      </w:r>
-      <w:proofErr w:type="spellEnd"/>
-      <w:r>
-        <w:rPr>
-          <w:rFonts w:ascii="Times-Roman" w:eastAsia="Times-Roman" w:hAnsi="Times-Roman" w:cs="Times-Roman"/>
-          <w:sz w:val="24"/>
-        </w:rPr>
-        <w:t>}</w:t>
-      </w:r>
-    </w:p>
-    <w:p>
-      <w:pPr>
-        <w:pBdr>
-          <w:bottom w:val="doubleDiamonds" w:sz="0" w:space="0" w:color="auto"/>
-        </w:pBdr>
-        <w:spacing w:before="120" w:after="200" w:line="240" w:lineRule="auto"/>
-        <w:jc w:val="center"/>
-        <w:rPr>
-          <w:rFonts w:ascii="Times-Roman" w:eastAsia="Times-Roman" w:hAnsi="Times-Roman" w:cs="Times-Roman"/>
-          <w:sz w:val="24"/>
-        </w:rPr>
-      </w:pPr>
-      <w:r>
-        <w:rPr>
-          <w:rFonts w:ascii="Times-Roman" w:eastAsia="Times-Roman" w:hAnsi="Times-Roman" w:cs="Times-Roman"/>
-          <w:sz w:val="24"/>
-        </w:rPr>
-        <w:t>Figura 1 - Material enviado a exames periciais.</w:t>
-      </w:r>
-    </w:p>
-    <w:p>
-      <w:pPr>
-        <w:pBdr>
-          <w:bottom w:val="doubleDiamonds" w:sz="0" w:space="0" w:color="auto"/>
-        </w:pBdr>
-        <w:spacing w:before="120" w:after="200" w:line="240" w:lineRule="auto"/>
-        <w:rPr>
-          <w:rFonts w:ascii="Times-Roman" w:eastAsia="Times-Roman" w:hAnsi="Times-Roman" w:cs="Times-Roman"/>
-          <w:sz w:val="24"/>
-        </w:rPr>
-      </w:pPr>
-      <w:r>
-        <w:rPr>
-          <w:rFonts w:ascii="Times-Roman" w:eastAsia="Times-Roman" w:hAnsi="Times-Roman" w:cs="Times-Roman"/>
-          <w:sz w:val="24"/>
-        </w:rPr>
-        <w:t>{/</w:t>
-      </w:r>
-      <w:proofErr w:type="spellStart"/>
-      <w:r>
-        <w:rPr>
-          <w:rFonts w:ascii="Times-Roman" w:eastAsia="Times-Roman" w:hAnsi="Times-Roman" w:cs="Times-Roman"/>
-          <w:sz w:val="24"/>
-        </w:rPr>
-        <w:t>tem_imagem</w:t>
-      </w:r>
-      <w:proofErr w:type="spellEnd"/>
-      <w:r>
-        <w:rPr>
-          <w:rFonts w:ascii="Times-Roman" w:eastAsia="Times-Roman" w:hAnsi="Times-Roman" w:cs="Times-Roman"/>
-          <w:sz w:val="24"/>
-        </w:rPr>
-        <w:t>}</w:t>
-      </w:r>
-    </w:p>
-    <w:p>
-      <w:pPr>
-        <w:pBdr>
-          <w:bottom w:val="doubleDiamonds" w:sz="0" w:space="0" w:color="auto"/>
-        </w:pBdr>
-        <w:spacing w:before="120" w:after="200" w:line="240" w:lineRule="auto"/>
-        <w:rPr>
-          <w:rFonts w:ascii="Times-Roman" w:eastAsia="Times-Roman" w:hAnsi="Times-Roman" w:cs="Times-Roman"/>
-          <w:sz w:val="24"/>
-        </w:rPr>
-      </w:pPr>
-      <w:r>
-        <w:rPr>
-          <w:rFonts w:ascii="Times-Roman" w:eastAsia="Times-Roman" w:hAnsi="Times-Roman" w:cs="Times-Roman"/>
-          <w:sz w:val="24"/>
-        </w:rPr>
-        <w:t>{#</w:t>
-      </w:r>
-      <w:proofErr w:type="spellStart"/>
-      <w:r>
-        <w:rPr>
-          <w:rFonts w:ascii="Times-Roman" w:eastAsia="Times-Roman" w:hAnsi="Times-Roman" w:cs="Times-Roman"/>
-          <w:sz w:val="24"/>
-        </w:rPr>
-        <w:t>is_carabina</w:t>
-      </w:r>
-      <w:proofErr w:type="spellEnd"/>
-      <w:r>
-        <w:rPr>
-          <w:rFonts w:ascii="Times-Roman" w:eastAsia="Times-Roman" w:hAnsi="Times-Roman" w:cs="Times-Roman"/>
-          <w:sz w:val="24"/>
-        </w:rPr>
-        <w:t>}a) 01 (uma) carabina de {</w:t>
-      </w:r>
-      <w:proofErr w:type="spellStart"/>
-      <w:r>
-        <w:rPr>
-          <w:rFonts w:ascii="Times-Roman" w:eastAsia="Times-Roman" w:hAnsi="Times-Roman" w:cs="Times-Roman"/>
-          <w:sz w:val="24"/>
-        </w:rPr>
-        <w:t>tipo_acao_carabina</w:t>
-      </w:r>
-      <w:proofErr w:type="spellEnd"/>
-      <w:r>
-        <w:rPr>
-          <w:rFonts w:ascii="Times-Roman" w:eastAsia="Times-Roman" w:hAnsi="Times-Roman" w:cs="Times-Roman"/>
-          <w:sz w:val="24"/>
-        </w:rPr>
-        <w:t>}{#</w:t>
-      </w:r>
-      <w:proofErr w:type="spellStart"/>
-      <w:r>
-        <w:rPr>
-          <w:rFonts w:ascii="Times-Roman" w:eastAsia="Times-Roman" w:hAnsi="Times-Roman" w:cs="Times-Roman"/>
-          <w:sz w:val="24"/>
-        </w:rPr>
-        <w:t>is_pm</w:t>
-      </w:r>
-      <w:proofErr w:type="spellEnd"/>
-      <w:r>
-        <w:rPr>
-          <w:rFonts w:ascii="Times-Roman" w:eastAsia="Times-Roman" w:hAnsi="Times-Roman" w:cs="Times-Roman"/>
-          <w:sz w:val="24"/>
-        </w:rPr>
-        <w:t>}, pertencente à carga da {</w:t>
-      </w:r>
-      <w:proofErr w:type="spellStart"/>
-      <w:r>
-        <w:rPr>
-          <w:rFonts w:ascii="Times-Roman" w:eastAsia="Times-Roman" w:hAnsi="Times-Roman" w:cs="Times-Roman"/>
-          <w:sz w:val="24"/>
-        </w:rPr>
-        <w:t>instituicao_carga</w:t>
-      </w:r>
-      <w:proofErr w:type="spellEnd"/>
-      <w:r>
-        <w:rPr>
-          <w:rFonts w:ascii="Times-Roman" w:eastAsia="Times-Roman" w:hAnsi="Times-Roman" w:cs="Times-Roman"/>
-          <w:sz w:val="24"/>
-        </w:rPr>
-        <w:t>}{/</w:t>
-      </w:r>
-      <w:proofErr w:type="spellStart"/>
-      <w:r>
-        <w:rPr>
-          <w:rFonts w:ascii="Times-Roman" w:eastAsia="Times-Roman" w:hAnsi="Times-Roman" w:cs="Times-Roman"/>
-          <w:sz w:val="24"/>
-        </w:rPr>
-        <w:t>is_pm</w:t>
-      </w:r>
-      <w:proofErr w:type="spellEnd"/>
-      <w:r>
-        <w:rPr>
-          <w:rFonts w:ascii="Times-Roman" w:eastAsia="Times-Roman" w:hAnsi="Times-Roman" w:cs="Times-Roman"/>
-          <w:sz w:val="24"/>
-        </w:rPr>
-        <w:t>}, calibre {calibre}, marca {marca}, modelo {modelo}, número de série {</w:t>
-      </w:r>
-      <w:proofErr w:type="spellStart"/>
-      <w:r>
-        <w:rPr>
-          <w:rFonts w:ascii="Times-Roman" w:eastAsia="Times-Roman" w:hAnsi="Times-Roman" w:cs="Times-Roman"/>
-          <w:sz w:val="24"/>
-        </w:rPr>
-        <w:t>numero_serie</w:t>
-      </w:r>
-      <w:proofErr w:type="spellEnd"/>
-      <w:r>
-        <w:rPr>
-          <w:rFonts w:ascii="Times-Roman" w:eastAsia="Times-Roman" w:hAnsi="Times-Roman" w:cs="Times-Roman"/>
-          <w:sz w:val="24"/>
-        </w:rPr>
-        <w:t>}, acabamento {acabamento}, {</w:t>
-      </w:r>
-      <w:proofErr w:type="spellStart"/>
-      <w:r>
-        <w:rPr>
-          <w:rFonts w:ascii="Times-Roman" w:eastAsia="Times-Roman" w:hAnsi="Times-Roman" w:cs="Times-Roman"/>
-          <w:sz w:val="24"/>
-        </w:rPr>
-        <w:t>detalhes_coronha</w:t>
-      </w:r>
-      <w:proofErr w:type="spellEnd"/>
-      <w:r>
-        <w:rPr>
-          <w:rFonts w:ascii="Times-Roman" w:eastAsia="Times-Roman" w:hAnsi="Times-Roman" w:cs="Times-Roman"/>
-          <w:sz w:val="24"/>
-        </w:rPr>
-        <w:t>}, alimentação por {</w:t>
-      </w:r>
-      <w:proofErr w:type="spellStart"/>
-      <w:r>
-        <w:rPr>
-          <w:rFonts w:ascii="Times-Roman" w:eastAsia="Times-Roman" w:hAnsi="Times-Roman" w:cs="Times-Roman"/>
-          <w:sz w:val="24"/>
-        </w:rPr>
-        <w:t>sistema_alimentacao</w:t>
-      </w:r>
-      <w:proofErr w:type="spellEnd"/>
-      <w:r>
-        <w:rPr>
-          <w:rFonts w:ascii="Times-Roman" w:eastAsia="Times-Roman" w:hAnsi="Times-Roman" w:cs="Times-Roman"/>
-          <w:sz w:val="24"/>
-        </w:rPr>
-        <w:t>}, capacidade (aferida) de {capacidade} cartuchos, cano medindo {</w:t>
-      </w:r>
-      <w:proofErr w:type="spellStart"/>
-      <w:r>
-        <w:rPr>
-          <w:rFonts w:ascii="Times-Roman" w:eastAsia="Times-Roman" w:hAnsi="Times-Roman" w:cs="Times-Roman"/>
-          <w:sz w:val="24"/>
-        </w:rPr>
-        <w:t>comprimento_cano</w:t>
-      </w:r>
-      <w:proofErr w:type="spellEnd"/>
-      <w:r>
-        <w:rPr>
-          <w:rFonts w:ascii="Times-Roman" w:eastAsia="Times-Roman" w:hAnsi="Times-Roman" w:cs="Times-Roman"/>
-          <w:sz w:val="24"/>
-        </w:rPr>
-        <w:t>} mm e comprimento total de {</w:t>
-      </w:r>
-      <w:proofErr w:type="spellStart"/>
-      <w:r>
-        <w:rPr>
-          <w:rFonts w:ascii="Times-Roman" w:eastAsia="Times-Roman" w:hAnsi="Times-Roman" w:cs="Times-Roman"/>
-          <w:sz w:val="24"/>
-        </w:rPr>
-        <w:t>comprimento_total</w:t>
-      </w:r>
-      <w:proofErr w:type="spellEnd"/>
-      <w:r>
-        <w:rPr>
-          <w:rFonts w:ascii="Times-Roman" w:eastAsia="Times-Roman" w:hAnsi="Times-Roman" w:cs="Times-Roman"/>
-          <w:sz w:val="24"/>
-        </w:rPr>
-        <w:t>} mm (todas as medidas aproximadas).{/</w:t>
-      </w:r>
-      <w:proofErr w:type="spellStart"/>
-      <w:r>
-        <w:rPr>
-          <w:rFonts w:ascii="Times-Roman" w:eastAsia="Times-Roman" w:hAnsi="Times-Roman" w:cs="Times-Roman"/>
-          <w:sz w:val="24"/>
-        </w:rPr>
-        <w:t>is_carabina</w:t>
-      </w:r>
-      <w:proofErr w:type="spellEnd"/>
-      <w:r>
-        <w:rPr>
-          <w:rFonts w:ascii="Times-Roman" w:eastAsia="Times-Roman" w:hAnsi="Times-Roman" w:cs="Times-Roman"/>
-          <w:sz w:val="24"/>
-        </w:rPr>
-        <w:t>}{#</w:t>
-      </w:r>
-      <w:proofErr w:type="spellStart"/>
-      <w:r>
-        <w:rPr>
-          <w:rFonts w:ascii="Times-Roman" w:eastAsia="Times-Roman" w:hAnsi="Times-Roman" w:cs="Times-Roman"/>
-          <w:sz w:val="24"/>
-        </w:rPr>
-        <w:t>is_revolver</w:t>
-      </w:r>
-      <w:proofErr w:type="spellEnd"/>
-      <w:r>
-        <w:rPr>
-          <w:rFonts w:ascii="Times-Roman" w:eastAsia="Times-Roman" w:hAnsi="Times-Roman" w:cs="Times-Roman"/>
-          <w:sz w:val="24"/>
-        </w:rPr>
-        <w:t>}b) 01 (um) revólver{#</w:t>
-      </w:r>
-      <w:proofErr w:type="spellStart"/>
-      <w:r>
-        <w:rPr>
-          <w:rFonts w:ascii="Times-Roman" w:eastAsia="Times-Roman" w:hAnsi="Times-Roman" w:cs="Times-Roman"/>
-          <w:sz w:val="24"/>
-        </w:rPr>
-        <w:t>is_pm</w:t>
-      </w:r>
-      <w:proofErr w:type="spellEnd"/>
-      <w:r>
-        <w:rPr>
-          <w:rFonts w:ascii="Times-Roman" w:eastAsia="Times-Roman" w:hAnsi="Times-Roman" w:cs="Times-Roman"/>
-          <w:sz w:val="24"/>
-        </w:rPr>
-        <w:t>}, pertencente à carga da {</w:t>
-      </w:r>
-      <w:proofErr w:type="spellStart"/>
-      <w:r>
-        <w:rPr>
-          <w:rFonts w:ascii="Times-Roman" w:eastAsia="Times-Roman" w:hAnsi="Times-Roman" w:cs="Times-Roman"/>
-          <w:sz w:val="24"/>
-        </w:rPr>
-        <w:t>instituicao_carga</w:t>
-      </w:r>
-      <w:proofErr w:type="spellEnd"/>
-      <w:r>
-        <w:rPr>
-          <w:rFonts w:ascii="Times-Roman" w:eastAsia="Times-Roman" w:hAnsi="Times-Roman" w:cs="Times-Roman"/>
-          <w:sz w:val="24"/>
-        </w:rPr>
-        <w:t>}{/</w:t>
-      </w:r>
-      <w:proofErr w:type="spellStart"/>
-      <w:r>
-        <w:rPr>
-          <w:rFonts w:ascii="Times-Roman" w:eastAsia="Times-Roman" w:hAnsi="Times-Roman" w:cs="Times-Roman"/>
-          <w:sz w:val="24"/>
-        </w:rPr>
-        <w:t>is_pm</w:t>
-      </w:r>
-      <w:proofErr w:type="spellEnd"/>
-      <w:r>
-        <w:rPr>
-          <w:rFonts w:ascii="Times-Roman" w:eastAsia="Times-Roman" w:hAnsi="Times-Roman" w:cs="Times-Roman"/>
-          <w:sz w:val="24"/>
-        </w:rPr>
-        <w:t>}, calibre {calibre}, marca {marca}, modelo {modelo}, numeração de série {</w:t>
-      </w:r>
-      <w:proofErr w:type="spellStart"/>
-      <w:r>
-        <w:rPr>
-          <w:rFonts w:ascii="Times-Roman" w:eastAsia="Times-Roman" w:hAnsi="Times-Roman" w:cs="Times-Roman"/>
-          <w:sz w:val="24"/>
-        </w:rPr>
-        <w:t>numero_serie</w:t>
-      </w:r>
-      <w:proofErr w:type="spellEnd"/>
-      <w:r>
-        <w:rPr>
-          <w:rFonts w:ascii="Times-Roman" w:eastAsia="Times-Roman" w:hAnsi="Times-Roman" w:cs="Times-Roman"/>
-          <w:sz w:val="24"/>
-        </w:rPr>
-        <w:t>}, cano medindo aproximadamente {</w:t>
-      </w:r>
-      <w:proofErr w:type="spellStart"/>
-      <w:r>
-        <w:rPr>
-          <w:rFonts w:ascii="Times-Roman" w:eastAsia="Times-Roman" w:hAnsi="Times-Roman" w:cs="Times-Roman"/>
-          <w:sz w:val="24"/>
-        </w:rPr>
-        <w:t>comprimento_cano</w:t>
-      </w:r>
-      <w:proofErr w:type="spellEnd"/>
-      <w:r>
-        <w:rPr>
-          <w:rFonts w:ascii="Times-Roman" w:eastAsia="Times-Roman" w:hAnsi="Times-Roman" w:cs="Times-Roman"/>
-          <w:sz w:val="24"/>
-        </w:rPr>
-        <w:t>} mm, comprimento total de {</w:t>
-      </w:r>
-      <w:proofErr w:type="spellStart"/>
-      <w:r>
-        <w:rPr>
-          <w:rFonts w:ascii="Times-Roman" w:eastAsia="Times-Roman" w:hAnsi="Times-Roman" w:cs="Times-Roman"/>
-          <w:sz w:val="24"/>
-        </w:rPr>
-        <w:t>comprimento_total</w:t>
-      </w:r>
-      <w:proofErr w:type="spellEnd"/>
-      <w:r>
-        <w:rPr>
-          <w:rFonts w:ascii="Times-Roman" w:eastAsia="Times-Roman" w:hAnsi="Times-Roman" w:cs="Times-Roman"/>
-          <w:sz w:val="24"/>
-        </w:rPr>
-        <w:t>} mm, acabamento {acabamento}, capacidade para {capacidade} cartuchos, {</w:t>
-      </w:r>
-      <w:proofErr w:type="spellStart"/>
-      <w:r>
-        <w:rPr>
-          <w:rFonts w:ascii="Times-Roman" w:eastAsia="Times-Roman" w:hAnsi="Times-Roman" w:cs="Times-Roman"/>
-          <w:sz w:val="24"/>
-        </w:rPr>
-        <w:t>empunhadura_revolver</w:t>
-      </w:r>
-      <w:proofErr w:type="spellEnd"/>
-      <w:r>
-        <w:rPr>
-          <w:rFonts w:ascii="Times-Roman" w:eastAsia="Times-Roman" w:hAnsi="Times-Roman" w:cs="Times-Roman"/>
-          <w:sz w:val="24"/>
-        </w:rPr>
-        <w:t>} (todas as medidas aproximadas).{/</w:t>
-      </w:r>
-      <w:proofErr w:type="spellStart"/>
-      <w:r>
-        <w:rPr>
-          <w:rFonts w:ascii="Times-Roman" w:eastAsia="Times-Roman" w:hAnsi="Times-Roman" w:cs="Times-Roman"/>
-          <w:sz w:val="24"/>
-        </w:rPr>
-        <w:t>is_revolver</w:t>
-      </w:r>
-      <w:proofErr w:type="spellEnd"/>
-      <w:r>
-        <w:rPr>
-          <w:rFonts w:ascii="Times-Roman" w:eastAsia="Times-Roman" w:hAnsi="Times-Roman" w:cs="Times-Roman"/>
-          <w:sz w:val="24"/>
-        </w:rPr>
-        <w:t>}{#</w:t>
-      </w:r>
-      <w:proofErr w:type="spellStart"/>
-      <w:r>
-        <w:rPr>
-          <w:rFonts w:ascii="Times-Roman" w:eastAsia="Times-Roman" w:hAnsi="Times-Roman" w:cs="Times-Roman"/>
-          <w:sz w:val="24"/>
-        </w:rPr>
-        <w:t>is_pistola</w:t>
-      </w:r>
-      <w:proofErr w:type="spellEnd"/>
-      <w:r>
-        <w:rPr>
-          <w:rFonts w:ascii="Times-Roman" w:eastAsia="Times-Roman" w:hAnsi="Times-Roman" w:cs="Times-Roman"/>
-          <w:sz w:val="24"/>
-        </w:rPr>
-        <w:t>}c) 01 (uma) pistola semiautomática{#</w:t>
-      </w:r>
-      <w:proofErr w:type="spellStart"/>
-      <w:r>
-        <w:rPr>
-          <w:rFonts w:ascii="Times-Roman" w:eastAsia="Times-Roman" w:hAnsi="Times-Roman" w:cs="Times-Roman"/>
-          <w:sz w:val="24"/>
-        </w:rPr>
-        <w:t>is_pm</w:t>
-      </w:r>
-      <w:proofErr w:type="spellEnd"/>
-      <w:r>
-        <w:rPr>
-          <w:rFonts w:ascii="Times-Roman" w:eastAsia="Times-Roman" w:hAnsi="Times-Roman" w:cs="Times-Roman"/>
-          <w:sz w:val="24"/>
-        </w:rPr>
-        <w:t>}, pertencente à carga da {</w:t>
-      </w:r>
-      <w:proofErr w:type="spellStart"/>
-      <w:r>
-        <w:rPr>
-          <w:rFonts w:ascii="Times-Roman" w:eastAsia="Times-Roman" w:hAnsi="Times-Roman" w:cs="Times-Roman"/>
-          <w:sz w:val="24"/>
-        </w:rPr>
-        <w:t>instituicao_carga</w:t>
-      </w:r>
-      <w:proofErr w:type="spellEnd"/>
-      <w:r>
-        <w:rPr>
-          <w:rFonts w:ascii="Times-Roman" w:eastAsia="Times-Roman" w:hAnsi="Times-Roman" w:cs="Times-Roman"/>
-          <w:sz w:val="24"/>
-        </w:rPr>
-        <w:t>}{/</w:t>
-      </w:r>
-      <w:proofErr w:type="spellStart"/>
-      <w:r>
-        <w:rPr>
-          <w:rFonts w:ascii="Times-Roman" w:eastAsia="Times-Roman" w:hAnsi="Times-Roman" w:cs="Times-Roman"/>
-          <w:sz w:val="24"/>
-        </w:rPr>
-        <w:t>is_pm</w:t>
-      </w:r>
-      <w:proofErr w:type="spellEnd"/>
-      <w:r>
-        <w:rPr>
-          <w:rFonts w:ascii="Times-Roman" w:eastAsia="Times-Roman" w:hAnsi="Times-Roman" w:cs="Times-Roman"/>
-          <w:sz w:val="24"/>
-        </w:rPr>
-        <w:t>}, calibre {calibre}, marca {marca}, modelo {modelo}, número de série {</w:t>
-      </w:r>
-      <w:proofErr w:type="spellStart"/>
-      <w:r>
-        <w:rPr>
-          <w:rFonts w:ascii="Times-Roman" w:eastAsia="Times-Roman" w:hAnsi="Times-Roman" w:cs="Times-Roman"/>
-          <w:sz w:val="24"/>
-        </w:rPr>
-        <w:t>numero_serie</w:t>
-      </w:r>
-      <w:proofErr w:type="spellEnd"/>
-      <w:r>
-        <w:rPr>
-          <w:rFonts w:ascii="Times-Roman" w:eastAsia="Times-Roman" w:hAnsi="Times-Roman" w:cs="Times-Roman"/>
-          <w:sz w:val="24"/>
-        </w:rPr>
-        <w:t>}, cano medindo aproximadamente {</w:t>
-      </w:r>
-      <w:proofErr w:type="spellStart"/>
-      <w:r>
-        <w:rPr>
-          <w:rFonts w:ascii="Times-Roman" w:eastAsia="Times-Roman" w:hAnsi="Times-Roman" w:cs="Times-Roman"/>
-          <w:sz w:val="24"/>
-        </w:rPr>
-        <w:t>comprimento_cano</w:t>
-      </w:r>
-      <w:proofErr w:type="spellEnd"/>
-      <w:r>
-        <w:rPr>
-          <w:rFonts w:ascii="Times-Roman" w:eastAsia="Times-Roman" w:hAnsi="Times-Roman" w:cs="Times-Roman"/>
-          <w:sz w:val="24"/>
-        </w:rPr>
-        <w:t>} mm,</w:t>
-      </w:r>
-      <w:r>
-        <w:rPr>
-          <w:rFonts w:ascii="Times-Roman" w:eastAsia="Times-Roman" w:hAnsi="Times-Roman" w:cs="Times-Roman"/>
-          <w:sz w:val="24"/>
-        </w:rPr>
-        <w:t xml:space="preserve"> comprimento total </w:t>
-      </w:r>
-      <w:r>
-        <w:rPr>
-          <w:rFonts w:ascii="Times-Roman" w:eastAsia="Times-Roman" w:hAnsi="Times-Roman" w:cs="Times-Roman"/>
-          <w:sz w:val="24"/>
-        </w:rPr>
-        <w:t xml:space="preserve">de </w:t>
-      </w:r>
-      <w:r>
-        <w:rPr>
-          <w:rFonts w:ascii="Times-Roman" w:eastAsia="Times-Roman" w:hAnsi="Times-Roman" w:cs="Times-Roman"/>
-          <w:sz w:val="24"/>
-        </w:rPr>
-        <w:t>{</w:t>
-      </w:r>
-      <w:proofErr w:type="spellStart"/>
-      <w:r>
-        <w:rPr>
-          <w:rFonts w:ascii="Times-Roman" w:eastAsia="Times-Roman" w:hAnsi="Times-Roman" w:cs="Times-Roman"/>
-          <w:sz w:val="24"/>
-        </w:rPr>
-        <w:t>comprimento_total</w:t>
-      </w:r>
-      <w:proofErr w:type="spellEnd"/>
-      <w:r>
-        <w:rPr>
-          <w:rFonts w:ascii="Times-Roman" w:eastAsia="Times-Roman" w:hAnsi="Times-Roman" w:cs="Times-Roman"/>
-          <w:sz w:val="24"/>
-        </w:rPr>
-        <w:t>}</w:t>
-      </w:r>
-      <w:r>
-        <w:rPr>
-          <w:rFonts w:ascii="Times-Roman" w:eastAsia="Times-Roman" w:hAnsi="Times-Roman" w:cs="Times-Roman"/>
-          <w:sz w:val="24"/>
-        </w:rPr>
-        <w:t>mm</w:t>
       </w:r>
       <w:bookmarkStart w:id="0" w:name="_GoBack"/>
       <w:bookmarkEnd w:id="0"/>
@@ -718,35 +717,39 @@
           <w:rFonts w:ascii="Times-Roman" w:eastAsia="Times-Roman" w:hAnsi="Times-Roman" w:cs="Times-Roman"/>
           <w:sz w:val="24"/>
         </w:rPr>
-        <w:t>,</w:t>
-      </w:r>
-      <w:r>
-        <w:rPr>
-          <w:rFonts w:ascii="Times-Roman" w:eastAsia="Times-Roman" w:hAnsi="Times-Roman" w:cs="Times-Roman"/>
-          <w:sz w:val="24"/>
-        </w:rPr>
-        <w:t xml:space="preserve"> acabamento {</w:t>
-      </w:r>
-      <w:r>
-        <w:rPr>
-          <w:rFonts w:ascii="Times-Roman" w:eastAsia="Times-Roman" w:hAnsi="Times-Roman" w:cs="Times-Roman"/>
-          <w:sz w:val="24"/>
-        </w:rPr>
-        <w:t xml:space="preserve">acabamento}, </w:t>
-      </w:r>
-      <w:r>
-        <w:rPr>
-          <w:rFonts w:ascii="Times-Roman" w:eastAsia="Times-Roman" w:hAnsi="Times-Roman" w:cs="Times-Roman"/>
-          <w:sz w:val="24"/>
-        </w:rPr>
-        <w:t xml:space="preserve">armação com </w:t>
-      </w:r>
-      <w:r>
-        <w:rPr>
-          <w:rFonts w:ascii="Times-Roman" w:eastAsia="Times-Roman" w:hAnsi="Times-Roman" w:cs="Times-Roman"/>
-          <w:sz w:val="24"/>
-        </w:rPr>
-        <w:t>{</w:t>
+        <w:t>, cano medindo aproximadamente {</w:t>
+      </w:r>
+      <w:proofErr w:type="spellStart"/>
+      <w:r>
+        <w:rPr>
+          <w:rFonts w:ascii="Times-Roman" w:eastAsia="Times-Roman" w:hAnsi="Times-Roman" w:cs="Times-Roman"/>
+          <w:sz w:val="24"/>
+        </w:rPr>
+        <w:t>comprimento_cano</w:t>
+      </w:r>
+      <w:proofErr w:type="spellEnd"/>
+      <w:r>
+        <w:rPr>
+          <w:rFonts w:ascii="Times-Roman" w:eastAsia="Times-Roman" w:hAnsi="Times-Roman" w:cs="Times-Roman"/>
+          <w:sz w:val="24"/>
+        </w:rPr>
+        <w:t>} mm, comprimento total de {</w:t>
+      </w:r>
+      <w:proofErr w:type="spellStart"/>
+      <w:r>
+        <w:rPr>
+          <w:rFonts w:ascii="Times-Roman" w:eastAsia="Times-Roman" w:hAnsi="Times-Roman" w:cs="Times-Roman"/>
+          <w:sz w:val="24"/>
+        </w:rPr>
+        <w:t>comprimento_total</w:t>
+      </w:r>
+      <w:proofErr w:type="spellEnd"/>
+      <w:r>
+        <w:rPr>
+          <w:rFonts w:ascii="Times-Roman" w:eastAsia="Times-Roman" w:hAnsi="Times-Roman" w:cs="Times-Roman"/>
+          <w:sz w:val="24"/>
+        </w:rPr>
+        <w:t>}mm, acabamento {acabamento}, armação com {</w:t>
       </w:r>
       <w:proofErr w:type="spellStart"/>
       <w:r>
@@ -762,14 +765,7 @@
           <w:rFonts w:ascii="Times-Roman" w:eastAsia="Times-Roman" w:hAnsi="Times-Roman" w:cs="Times-Roman"/>
           <w:sz w:val="24"/>
         </w:rPr>
-        <w:t xml:space="preserve">}, </w:t>
-      </w:r>
-      <w:r>
-        <w:rPr>
-          <w:rFonts w:ascii="Times-Roman" w:eastAsia="Times-Roman" w:hAnsi="Times-Roman" w:cs="Times-Roman"/>
-          <w:sz w:val="24"/>
-        </w:rPr>
-        <w:t>{</w:t>
+        <w:t>}, {</w:t>
       </w:r>
       <w:proofErr w:type="spellStart"/>
       <w:r>
@@ -785,21 +781,7 @@
           <w:rFonts w:ascii="Times-Roman" w:eastAsia="Times-Roman" w:hAnsi="Times-Roman" w:cs="Times-Roman"/>
           <w:sz w:val="24"/>
         </w:rPr>
-        <w:t>}</w:t>
-      </w:r>
-      <w:r>
-        <w:rPr>
-          <w:rFonts w:ascii="Times-Roman" w:eastAsia="Times-Roman" w:hAnsi="Times-Roman" w:cs="Times-Roman"/>
-          <w:sz w:val="24"/>
-        </w:rPr>
-        <w:t>.</w:t>
-      </w:r>
-      <w:r>
-        <w:rPr>
-          <w:rFonts w:ascii="Times-Roman" w:eastAsia="Times-Roman" w:hAnsi="Times-Roman" w:cs="Times-Roman"/>
-          <w:sz w:val="24"/>
-        </w:rPr>
-        <w:t xml:space="preserve"> (todas as medidas aproximadas).{/</w:t>
+        <w:t>}. (todas as medidas aproximadas).{/</w:t>
       </w:r>
       <w:proofErr w:type="spellStart"/>
       <w:r>
@@ -959,17 +941,7 @@
           <w:rFonts w:ascii="Times-Roman" w:eastAsia="Times-Roman" w:hAnsi="Times-Roman" w:cs="Times-Roman"/>
           <w:sz w:val="24"/>
         </w:rPr>
-        <w:t>}</w:t>
-      </w:r>
-      <w:r>
-        <w:t xml:space="preserve"> </w:t>
-      </w:r>
-      <w:r>
-        <w:rPr>
-          <w:rFonts w:ascii="Times-Roman" w:eastAsia="Times-Roman" w:hAnsi="Times-Roman" w:cs="Times-Roman"/>
-          <w:sz w:val="24"/>
-        </w:rPr>
-        <w:t>e) {</w:t>
+        <w:t>} e) {</w:t>
       </w:r>
       <w:proofErr w:type="spellStart"/>
       <w:r>
@@ -985,214 +957,237 @@
           <w:rFonts w:ascii="Times-Roman" w:eastAsia="Times-Roman" w:hAnsi="Times-Roman" w:cs="Times-Roman"/>
           <w:sz w:val="24"/>
         </w:rPr>
+        <w:t>} {/</w:t>
+      </w:r>
+      <w:proofErr w:type="spellStart"/>
+      <w:r>
+        <w:rPr>
+          <w:rFonts w:ascii="Times-Roman" w:eastAsia="Times-Roman" w:hAnsi="Times-Roman" w:cs="Times-Roman"/>
+          <w:sz w:val="24"/>
+        </w:rPr>
+        <w:t>is_municao_isolada</w:t>
+      </w:r>
+      <w:proofErr w:type="spellEnd"/>
+      <w:r>
+        <w:rPr>
+          <w:rFonts w:ascii="Times-Roman" w:eastAsia="Times-Roman" w:hAnsi="Times-Roman" w:cs="Times-Roman"/>
+          <w:sz w:val="24"/>
+        </w:rPr>
+        <w:t>}{#</w:t>
+      </w:r>
+      <w:proofErr w:type="spellStart"/>
+      <w:r>
+        <w:rPr>
+          <w:rFonts w:ascii="Times-Roman" w:eastAsia="Times-Roman" w:hAnsi="Times-Roman" w:cs="Times-Roman"/>
+          <w:sz w:val="24"/>
+        </w:rPr>
+        <w:t>is_coringa</w:t>
+      </w:r>
+      <w:proofErr w:type="spellEnd"/>
+      <w:r>
+        <w:rPr>
+          <w:rFonts w:ascii="Times-Roman" w:eastAsia="Times-Roman" w:hAnsi="Times-Roman" w:cs="Times-Roman"/>
+          <w:sz w:val="24"/>
+        </w:rPr>
+        <w:t>}f) 01 (uma) arma de fogo do tipo {</w:t>
+      </w:r>
+      <w:proofErr w:type="spellStart"/>
+      <w:r>
+        <w:rPr>
+          <w:rFonts w:ascii="Times-Roman" w:eastAsia="Times-Roman" w:hAnsi="Times-Roman" w:cs="Times-Roman"/>
+          <w:sz w:val="24"/>
+        </w:rPr>
+        <w:t>nome_arma_livre</w:t>
+      </w:r>
+      <w:proofErr w:type="spellEnd"/>
+      <w:r>
+        <w:rPr>
+          <w:rFonts w:ascii="Times-Roman" w:eastAsia="Times-Roman" w:hAnsi="Times-Roman" w:cs="Times-Roman"/>
+          <w:sz w:val="24"/>
+        </w:rPr>
+        <w:t>}{#</w:t>
+      </w:r>
+      <w:proofErr w:type="spellStart"/>
+      <w:r>
+        <w:rPr>
+          <w:rFonts w:ascii="Times-Roman" w:eastAsia="Times-Roman" w:hAnsi="Times-Roman" w:cs="Times-Roman"/>
+          <w:sz w:val="24"/>
+        </w:rPr>
+        <w:t>is_pm</w:t>
+      </w:r>
+      <w:proofErr w:type="spellEnd"/>
+      <w:r>
+        <w:rPr>
+          <w:rFonts w:ascii="Times-Roman" w:eastAsia="Times-Roman" w:hAnsi="Times-Roman" w:cs="Times-Roman"/>
+          <w:sz w:val="24"/>
+        </w:rPr>
+        <w:t>}, pertencente à carga da {</w:t>
+      </w:r>
+      <w:proofErr w:type="spellStart"/>
+      <w:r>
+        <w:rPr>
+          <w:rFonts w:ascii="Times-Roman" w:eastAsia="Times-Roman" w:hAnsi="Times-Roman" w:cs="Times-Roman"/>
+          <w:sz w:val="24"/>
+        </w:rPr>
+        <w:t>instituicao_carga</w:t>
+      </w:r>
+      <w:proofErr w:type="spellEnd"/>
+      <w:r>
+        <w:rPr>
+          <w:rFonts w:ascii="Times-Roman" w:eastAsia="Times-Roman" w:hAnsi="Times-Roman" w:cs="Times-Roman"/>
+          <w:sz w:val="24"/>
+        </w:rPr>
+        <w:t>}{/</w:t>
+      </w:r>
+      <w:proofErr w:type="spellStart"/>
+      <w:r>
+        <w:rPr>
+          <w:rFonts w:ascii="Times-Roman" w:eastAsia="Times-Roman" w:hAnsi="Times-Roman" w:cs="Times-Roman"/>
+          <w:sz w:val="24"/>
+        </w:rPr>
+        <w:t>is_pm</w:t>
+      </w:r>
+      <w:proofErr w:type="spellEnd"/>
+      <w:r>
+        <w:rPr>
+          <w:rFonts w:ascii="Times-Roman" w:eastAsia="Times-Roman" w:hAnsi="Times-Roman" w:cs="Times-Roman"/>
+          <w:sz w:val="24"/>
+        </w:rPr>
+        <w:t>}, calibre {calibre}, marca {marca}, modelo {modelo}, número de série {</w:t>
+      </w:r>
+      <w:proofErr w:type="spellStart"/>
+      <w:r>
+        <w:rPr>
+          <w:rFonts w:ascii="Times-Roman" w:eastAsia="Times-Roman" w:hAnsi="Times-Roman" w:cs="Times-Roman"/>
+          <w:sz w:val="24"/>
+        </w:rPr>
+        <w:t>numero_serie</w:t>
+      </w:r>
+      <w:proofErr w:type="spellEnd"/>
+      <w:r>
+        <w:rPr>
+          <w:rFonts w:ascii="Times-Roman" w:eastAsia="Times-Roman" w:hAnsi="Times-Roman" w:cs="Times-Roman"/>
+          <w:sz w:val="24"/>
+        </w:rPr>
+        <w:t>}, acabamento {acabamento}, {</w:t>
+      </w:r>
+      <w:proofErr w:type="spellStart"/>
+      <w:r>
+        <w:rPr>
+          <w:rFonts w:ascii="Times-Roman" w:eastAsia="Times-Roman" w:hAnsi="Times-Roman" w:cs="Times-Roman"/>
+          <w:sz w:val="24"/>
+        </w:rPr>
+        <w:t>descricao_livre</w:t>
+      </w:r>
+      <w:proofErr w:type="spellEnd"/>
+      <w:r>
+        <w:rPr>
+          <w:rFonts w:ascii="Times-Roman" w:eastAsia="Times-Roman" w:hAnsi="Times-Roman" w:cs="Times-Roman"/>
+          <w:sz w:val="24"/>
+        </w:rPr>
+        <w:t>}, capacidade para {</w:t>
+      </w:r>
+      <w:proofErr w:type="spellStart"/>
+      <w:r>
+        <w:rPr>
+          <w:rFonts w:ascii="Times-Roman" w:eastAsia="Times-Roman" w:hAnsi="Times-Roman" w:cs="Times-Roman"/>
+          <w:sz w:val="24"/>
+        </w:rPr>
+        <w:t>capacidade_texto</w:t>
+      </w:r>
+      <w:proofErr w:type="spellEnd"/>
+      <w:r>
+        <w:rPr>
+          <w:rFonts w:ascii="Times-Roman" w:eastAsia="Times-Roman" w:hAnsi="Times-Roman" w:cs="Times-Roman"/>
+          <w:sz w:val="24"/>
+        </w:rPr>
+        <w:t xml:space="preserve">}, cano medindo </w:t>
+      </w:r>
+      <w:r>
+        <w:rPr>
+          <w:rFonts w:ascii="Times-Roman" w:eastAsia="Times-Roman" w:hAnsi="Times-Roman" w:cs="Times-Roman"/>
+          <w:sz w:val="24"/>
+        </w:rPr>
+        <w:lastRenderedPageBreak/>
+        <w:t>aproximadamente {</w:t>
+      </w:r>
+      <w:proofErr w:type="spellStart"/>
+      <w:r>
+        <w:rPr>
+          <w:rFonts w:ascii="Times-Roman" w:eastAsia="Times-Roman" w:hAnsi="Times-Roman" w:cs="Times-Roman"/>
+          <w:sz w:val="24"/>
+        </w:rPr>
+        <w:t>comprimento_cano</w:t>
+      </w:r>
+      <w:proofErr w:type="spellEnd"/>
+      <w:r>
+        <w:rPr>
+          <w:rFonts w:ascii="Times-Roman" w:eastAsia="Times-Roman" w:hAnsi="Times-Roman" w:cs="Times-Roman"/>
+          <w:sz w:val="24"/>
+        </w:rPr>
+        <w:t>} mm e comprimento total de {</w:t>
+      </w:r>
+      <w:proofErr w:type="spellStart"/>
+      <w:r>
+        <w:rPr>
+          <w:rFonts w:ascii="Times-Roman" w:eastAsia="Times-Roman" w:hAnsi="Times-Roman" w:cs="Times-Roman"/>
+          <w:sz w:val="24"/>
+        </w:rPr>
+        <w:t>comprimento_total</w:t>
+      </w:r>
+      <w:proofErr w:type="spellEnd"/>
+      <w:r>
+        <w:rPr>
+          <w:rFonts w:ascii="Times-Roman" w:eastAsia="Times-Roman" w:hAnsi="Times-Roman" w:cs="Times-Roman"/>
+          <w:sz w:val="24"/>
+        </w:rPr>
+        <w:t>} mm (todas as medidas aproximadas).{/</w:t>
+      </w:r>
+      <w:proofErr w:type="spellStart"/>
+      <w:r>
+        <w:rPr>
+          <w:rFonts w:ascii="Times-Roman" w:eastAsia="Times-Roman" w:hAnsi="Times-Roman" w:cs="Times-Roman"/>
+          <w:sz w:val="24"/>
+        </w:rPr>
+        <w:t>is_coringa</w:t>
+      </w:r>
+      <w:proofErr w:type="spellEnd"/>
+      <w:r>
+        <w:rPr>
+          <w:rFonts w:ascii="Times-Roman" w:eastAsia="Times-Roman" w:hAnsi="Times-Roman" w:cs="Times-Roman"/>
+          <w:sz w:val="24"/>
+        </w:rPr>
         <w:t xml:space="preserve">} </w:t>
       </w:r>
-      <w:r>
-        <w:rPr>
-          <w:rFonts w:ascii="Times-Roman" w:eastAsia="Times-Roman" w:hAnsi="Times-Roman" w:cs="Times-Roman"/>
-          <w:sz w:val="24"/>
-        </w:rPr>
-        <w:t>{/</w:t>
-      </w:r>
-      <w:proofErr w:type="spellStart"/>
-      <w:r>
-        <w:rPr>
-          <w:rFonts w:ascii="Times-Roman" w:eastAsia="Times-Roman" w:hAnsi="Times-Roman" w:cs="Times-Roman"/>
-          <w:sz w:val="24"/>
-        </w:rPr>
-        <w:t>is_municao_isolada</w:t>
-      </w:r>
-      <w:proofErr w:type="spellEnd"/>
-      <w:r>
-        <w:rPr>
-          <w:rFonts w:ascii="Times-Roman" w:eastAsia="Times-Roman" w:hAnsi="Times-Roman" w:cs="Times-Roman"/>
-          <w:sz w:val="24"/>
-        </w:rPr>
-        <w:t>}{#</w:t>
-      </w:r>
-      <w:proofErr w:type="spellStart"/>
-      <w:r>
-        <w:rPr>
-          <w:rFonts w:ascii="Times-Roman" w:eastAsia="Times-Roman" w:hAnsi="Times-Roman" w:cs="Times-Roman"/>
-          <w:sz w:val="24"/>
-        </w:rPr>
-        <w:t>is_coringa</w:t>
-      </w:r>
-      <w:proofErr w:type="spellEnd"/>
-      <w:r>
-        <w:rPr>
-          <w:rFonts w:ascii="Times-Roman" w:eastAsia="Times-Roman" w:hAnsi="Times-Roman" w:cs="Times-Roman"/>
-          <w:sz w:val="24"/>
-        </w:rPr>
-        <w:t>}f) 01 (uma) {</w:t>
-      </w:r>
-      <w:proofErr w:type="spellStart"/>
-      <w:r>
-        <w:rPr>
-          <w:rFonts w:ascii="Times-Roman" w:eastAsia="Times-Roman" w:hAnsi="Times-Roman" w:cs="Times-Roman"/>
-          <w:sz w:val="24"/>
-        </w:rPr>
-        <w:t>nome_arma_livre</w:t>
-      </w:r>
-      <w:proofErr w:type="spellEnd"/>
-      <w:r>
-        <w:rPr>
-          <w:rFonts w:ascii="Times-Roman" w:eastAsia="Times-Roman" w:hAnsi="Times-Roman" w:cs="Times-Roman"/>
-          <w:sz w:val="24"/>
-        </w:rPr>
-        <w:t>}{#</w:t>
-      </w:r>
-      <w:proofErr w:type="spellStart"/>
-      <w:r>
-        <w:rPr>
-          <w:rFonts w:ascii="Times-Roman" w:eastAsia="Times-Roman" w:hAnsi="Times-Roman" w:cs="Times-Roman"/>
-          <w:sz w:val="24"/>
-        </w:rPr>
-        <w:t>is_pm</w:t>
-      </w:r>
-      <w:proofErr w:type="spellEnd"/>
-      <w:r>
-        <w:rPr>
-          <w:rFonts w:ascii="Times-Roman" w:eastAsia="Times-Roman" w:hAnsi="Times-Roman" w:cs="Times-Roman"/>
-          <w:sz w:val="24"/>
-        </w:rPr>
-        <w:t>}, pertencente à carga da {</w:t>
-      </w:r>
-      <w:proofErr w:type="spellStart"/>
-      <w:r>
-        <w:rPr>
-          <w:rFonts w:ascii="Times-Roman" w:eastAsia="Times-Roman" w:hAnsi="Times-Roman" w:cs="Times-Roman"/>
-          <w:sz w:val="24"/>
-        </w:rPr>
-        <w:t>instituicao_carga</w:t>
-      </w:r>
-      <w:proofErr w:type="spellEnd"/>
-      <w:r>
-        <w:rPr>
-          <w:rFonts w:ascii="Times-Roman" w:eastAsia="Times-Roman" w:hAnsi="Times-Roman" w:cs="Times-Roman"/>
-          <w:sz w:val="24"/>
-        </w:rPr>
-        <w:t>}{/</w:t>
-      </w:r>
-      <w:proofErr w:type="spellStart"/>
-      <w:r>
-        <w:rPr>
-          <w:rFonts w:ascii="Times-Roman" w:eastAsia="Times-Roman" w:hAnsi="Times-Roman" w:cs="Times-Roman"/>
-          <w:sz w:val="24"/>
-        </w:rPr>
-        <w:t>is_pm</w:t>
-      </w:r>
-      <w:proofErr w:type="spellEnd"/>
-      <w:r>
-        <w:rPr>
-          <w:rFonts w:ascii="Times-Roman" w:eastAsia="Times-Roman" w:hAnsi="Times-Roman" w:cs="Times-Roman"/>
-          <w:sz w:val="24"/>
-        </w:rPr>
-        <w:t>}, calibre {calibre}, marca {marca}, modelo {modelo}, número de série {</w:t>
-      </w:r>
-      <w:proofErr w:type="spellStart"/>
-      <w:r>
-        <w:rPr>
-          <w:rFonts w:ascii="Times-Roman" w:eastAsia="Times-Roman" w:hAnsi="Times-Roman" w:cs="Times-Roman"/>
-          <w:sz w:val="24"/>
-        </w:rPr>
-        <w:t>numero_serie</w:t>
-      </w:r>
-      <w:proofErr w:type="spellEnd"/>
-      <w:r>
-        <w:rPr>
-          <w:rFonts w:ascii="Times-Roman" w:eastAsia="Times-Roman" w:hAnsi="Times-Roman" w:cs="Times-Roman"/>
-          <w:sz w:val="24"/>
-        </w:rPr>
-        <w:t>}, acabamento {acabamento}, {</w:t>
-      </w:r>
-      <w:proofErr w:type="spellStart"/>
-      <w:r>
-        <w:rPr>
-          <w:rFonts w:ascii="Times-Roman" w:eastAsia="Times-Roman" w:hAnsi="Times-Roman" w:cs="Times-Roman"/>
-          <w:sz w:val="24"/>
-        </w:rPr>
-        <w:t>descricao_livre</w:t>
-      </w:r>
-      <w:proofErr w:type="spellEnd"/>
-      <w:r>
-        <w:rPr>
-          <w:rFonts w:ascii="Times-Roman" w:eastAsia="Times-Roman" w:hAnsi="Times-Roman" w:cs="Times-Roman"/>
-          <w:sz w:val="24"/>
-        </w:rPr>
-        <w:t xml:space="preserve">}, cano </w:t>
-      </w:r>
-      <w:r>
-        <w:rPr>
-          <w:rFonts w:ascii="Times-Roman" w:eastAsia="Times-Roman" w:hAnsi="Times-Roman" w:cs="Times-Roman"/>
-          <w:sz w:val="24"/>
-        </w:rPr>
-        <w:lastRenderedPageBreak/>
-        <w:t>medindo aproximadamente {</w:t>
-      </w:r>
-      <w:proofErr w:type="spellStart"/>
-      <w:r>
-        <w:rPr>
-          <w:rFonts w:ascii="Times-Roman" w:eastAsia="Times-Roman" w:hAnsi="Times-Roman" w:cs="Times-Roman"/>
-          <w:sz w:val="24"/>
-        </w:rPr>
-        <w:t>comprimento_cano</w:t>
-      </w:r>
-      <w:proofErr w:type="spellEnd"/>
-      <w:r>
-        <w:rPr>
-          <w:rFonts w:ascii="Times-Roman" w:eastAsia="Times-Roman" w:hAnsi="Times-Roman" w:cs="Times-Roman"/>
-          <w:sz w:val="24"/>
-        </w:rPr>
-        <w:t>} mm e comprimento total de {</w:t>
-      </w:r>
-      <w:proofErr w:type="spellStart"/>
-      <w:r>
-        <w:rPr>
-          <w:rFonts w:ascii="Times-Roman" w:eastAsia="Times-Roman" w:hAnsi="Times-Roman" w:cs="Times-Roman"/>
-          <w:sz w:val="24"/>
-        </w:rPr>
-        <w:t>comprimento_total</w:t>
-      </w:r>
-      <w:proofErr w:type="spellEnd"/>
-      <w:r>
-        <w:rPr>
-          <w:rFonts w:ascii="Times-Roman" w:eastAsia="Times-Roman" w:hAnsi="Times-Roman" w:cs="Times-Roman"/>
-          <w:sz w:val="24"/>
-        </w:rPr>
-        <w:t>} mm (todas as medidas aproximadas).{/</w:t>
-      </w:r>
-      <w:proofErr w:type="spellStart"/>
-      <w:r>
-        <w:rPr>
-          <w:rFonts w:ascii="Times-Roman" w:eastAsia="Times-Roman" w:hAnsi="Times-Roman" w:cs="Times-Roman"/>
-          <w:sz w:val="24"/>
-        </w:rPr>
-        <w:t>is_coringa</w:t>
-      </w:r>
-      <w:proofErr w:type="spellEnd"/>
-      <w:r>
-        <w:rPr>
-          <w:rFonts w:ascii="Times-Roman" w:eastAsia="Times-Roman" w:hAnsi="Times-Roman" w:cs="Times-Roman"/>
-          <w:sz w:val="24"/>
-        </w:rPr>
-        <w:t>}</w:t>
-      </w:r>
-    </w:p>
-    <w:p>
-      <w:pPr>
-        <w:pBdr>
-          <w:bottom w:val="doubleDiamonds" w:sz="0" w:space="0" w:color="auto"/>
-        </w:pBdr>
-        <w:spacing w:before="120" w:after="200" w:line="240" w:lineRule="auto"/>
-      </w:pPr>
+    </w:p>
+    <w:p>
+      <w:pPr>
+        <w:pBdr>
+          <w:bottom w:val="doubleDiamonds" w:sz="0" w:space="0" w:color="auto"/>
+        </w:pBdr>
+        <w:spacing w:before="120" w:after="200" w:line="240" w:lineRule="auto"/>
+        <w:rPr>
+          <w:rFonts w:ascii="Times-Roman" w:eastAsia="Times-Roman" w:hAnsi="Times-Roman" w:cs="Times-Roman"/>
+          <w:sz w:val="24"/>
+        </w:rPr>
+      </w:pPr>
+      <w:proofErr w:type="gramStart"/>
       <w:r>
         <w:rPr>
           <w:rFonts w:ascii="Times-Roman" w:eastAsia="Times-Roman" w:hAnsi="Times-Roman" w:cs="Times-Roman"/>
           <w:b/>
           <w:sz w:val="24"/>
         </w:rPr>
-        <w:t>TÉCNICA(S) UTILIZADA(S)</w:t>
+        <w:t>TÉCNICA(</w:t>
+      </w:r>
+      <w:proofErr w:type="gramEnd"/>
+      <w:r>
+        <w:rPr>
+          <w:rFonts w:ascii="Times-Roman" w:eastAsia="Times-Roman" w:hAnsi="Times-Roman" w:cs="Times-Roman"/>
+          <w:b/>
+          <w:sz w:val="24"/>
+        </w:rPr>
+        <w:t>S) UTILIZADA(S)</w:t>
       </w:r>
     </w:p>
     <w:p>
@@ -2217,7 +2212,23 @@
           <w:rFonts w:ascii="Times-Roman" w:eastAsia="Times-Roman" w:hAnsi="Times-Roman" w:cs="Times-Roman"/>
           <w:sz w:val="24"/>
         </w:rPr>
-        <w:t>BRANDÃO, A.L.G et al. Eficiência em Cartuchos de Fogo Central e Radial, Sem Uso de Arma de Fogo. Revista Criminalística e Medicina Legal. Volume 1, Número 1, pg. 24-29, 2016.</w:t>
+        <w:t xml:space="preserve">BRANDÃO, </w:t>
+      </w:r>
+      <w:proofErr w:type="spellStart"/>
+      <w:r>
+        <w:rPr>
+          <w:rFonts w:ascii="Times-Roman" w:eastAsia="Times-Roman" w:hAnsi="Times-Roman" w:cs="Times-Roman"/>
+          <w:sz w:val="24"/>
+        </w:rPr>
+        <w:t>A.L.G</w:t>
+      </w:r>
+      <w:proofErr w:type="spellEnd"/>
+      <w:r>
+        <w:rPr>
+          <w:rFonts w:ascii="Times-Roman" w:eastAsia="Times-Roman" w:hAnsi="Times-Roman" w:cs="Times-Roman"/>
+          <w:sz w:val="24"/>
+        </w:rPr>
+        <w:t xml:space="preserve"> et al. Eficiência em Cartuchos de Fogo Central e Radial, Sem Uso de Arma de Fogo. Revista Criminalística e Medicina Legal. Volume 1, Número 1, pg. 24-29, 2016.</w:t>
       </w:r>
     </w:p>
     <w:p>
@@ -2230,7 +2241,23 @@
           <w:rFonts w:ascii="Times-Roman" w:eastAsia="Times-Roman" w:hAnsi="Times-Roman" w:cs="Times-Roman"/>
           <w:sz w:val="24"/>
         </w:rPr>
-        <w:t>BRASIL. Balística Forense Aplicada. Ministério da Justiça e Segurança Pública - Secretaria de Gestão e Ensino em Segurança Pública (Segen), 2020.</w:t>
+        <w:t>BRASIL. Balística Forense Aplicada. Ministério da Justiça e Segurança Pública - Secretaria de Gestão e Ensino em Segurança Pública (</w:t>
+      </w:r>
+      <w:proofErr w:type="spellStart"/>
+      <w:r>
+        <w:rPr>
+          <w:rFonts w:ascii="Times-Roman" w:eastAsia="Times-Roman" w:hAnsi="Times-Roman" w:cs="Times-Roman"/>
+          <w:sz w:val="24"/>
+        </w:rPr>
+        <w:t>Segen</w:t>
+      </w:r>
+      <w:proofErr w:type="spellEnd"/>
+      <w:r>
+        <w:rPr>
+          <w:rFonts w:ascii="Times-Roman" w:eastAsia="Times-Roman" w:hAnsi="Times-Roman" w:cs="Times-Roman"/>
+          <w:sz w:val="24"/>
+        </w:rPr>
+        <w:t>), 2020.</w:t>
       </w:r>
     </w:p>
     <w:p>
@@ -2243,7 +2270,23 @@
           <w:rFonts w:ascii="Times-Roman" w:eastAsia="Times-Roman" w:hAnsi="Times-Roman" w:cs="Times-Roman"/>
           <w:sz w:val="24"/>
         </w:rPr>
-        <w:t>BRASIL. Armas de Fogo e Munições. Ministério da Justiça e Segurança Pública - Secretaria de Gestão e Ensino em Segurança Pública (Segen), 2020.</w:t>
+        <w:t>BRASIL. Armas de Fogo e Munições. Ministério da Justiça e Segurança Pública - Secretaria de Gestão e Ensino em Segurança Pública (</w:t>
+      </w:r>
+      <w:proofErr w:type="spellStart"/>
+      <w:r>
+        <w:rPr>
+          <w:rFonts w:ascii="Times-Roman" w:eastAsia="Times-Roman" w:hAnsi="Times-Roman" w:cs="Times-Roman"/>
+          <w:sz w:val="24"/>
+        </w:rPr>
+        <w:t>Segen</w:t>
+      </w:r>
+      <w:proofErr w:type="spellEnd"/>
+      <w:r>
+        <w:rPr>
+          <w:rFonts w:ascii="Times-Roman" w:eastAsia="Times-Roman" w:hAnsi="Times-Roman" w:cs="Times-Roman"/>
+          <w:sz w:val="24"/>
+        </w:rPr>
+        <w:t>), 2020.</w:t>
       </w:r>
     </w:p>
     <w:p>
@@ -2256,7 +2299,160 @@
           <w:rFonts w:ascii="Times-Roman" w:eastAsia="Times-Roman" w:hAnsi="Times-Roman" w:cs="Times-Roman"/>
           <w:sz w:val="24"/>
         </w:rPr>
-        <w:t>CENTER, National Forensic Science Technology. A Simplified Guide To Firearms Examination. Disponível em: https://www.forensicsciencesimplified.org/ . Acesso em 28/02/2024.</w:t>
+        <w:t xml:space="preserve">CENTER, </w:t>
+      </w:r>
+      <w:proofErr w:type="spellStart"/>
+      <w:r>
+        <w:rPr>
+          <w:rFonts w:ascii="Times-Roman" w:eastAsia="Times-Roman" w:hAnsi="Times-Roman" w:cs="Times-Roman"/>
+          <w:sz w:val="24"/>
+        </w:rPr>
+        <w:t>National</w:t>
+      </w:r>
+      <w:proofErr w:type="spellEnd"/>
+      <w:r>
+        <w:rPr>
+          <w:rFonts w:ascii="Times-Roman" w:eastAsia="Times-Roman" w:hAnsi="Times-Roman" w:cs="Times-Roman"/>
+          <w:sz w:val="24"/>
+        </w:rPr>
+        <w:t xml:space="preserve"> </w:t>
+      </w:r>
+      <w:proofErr w:type="spellStart"/>
+      <w:r>
+        <w:rPr>
+          <w:rFonts w:ascii="Times-Roman" w:eastAsia="Times-Roman" w:hAnsi="Times-Roman" w:cs="Times-Roman"/>
+          <w:sz w:val="24"/>
+        </w:rPr>
+        <w:t>Forensic</w:t>
+      </w:r>
+      <w:proofErr w:type="spellEnd"/>
+      <w:r>
+        <w:rPr>
+          <w:rFonts w:ascii="Times-Roman" w:eastAsia="Times-Roman" w:hAnsi="Times-Roman" w:cs="Times-Roman"/>
+          <w:sz w:val="24"/>
+        </w:rPr>
+        <w:t xml:space="preserve"> Science Technology. A </w:t>
+      </w:r>
+      <w:proofErr w:type="spellStart"/>
+      <w:r>
+        <w:rPr>
+          <w:rFonts w:ascii="Times-Roman" w:eastAsia="Times-Roman" w:hAnsi="Times-Roman" w:cs="Times-Roman"/>
+          <w:sz w:val="24"/>
+        </w:rPr>
+        <w:t>Simplified</w:t>
+      </w:r>
+      <w:proofErr w:type="spellEnd"/>
+      <w:r>
+        <w:rPr>
+          <w:rFonts w:ascii="Times-Roman" w:eastAsia="Times-Roman" w:hAnsi="Times-Roman" w:cs="Times-Roman"/>
+          <w:sz w:val="24"/>
+        </w:rPr>
+        <w:t xml:space="preserve"> </w:t>
+      </w:r>
+      <w:proofErr w:type="spellStart"/>
+      <w:r>
+        <w:rPr>
+          <w:rFonts w:ascii="Times-Roman" w:eastAsia="Times-Roman" w:hAnsi="Times-Roman" w:cs="Times-Roman"/>
+          <w:sz w:val="24"/>
+        </w:rPr>
+        <w:t>Guide</w:t>
+      </w:r>
+      <w:proofErr w:type="spellEnd"/>
+      <w:r>
+        <w:rPr>
+          <w:rFonts w:ascii="Times-Roman" w:eastAsia="Times-Roman" w:hAnsi="Times-Roman" w:cs="Times-Roman"/>
+          <w:sz w:val="24"/>
+        </w:rPr>
+        <w:t xml:space="preserve"> </w:t>
+      </w:r>
+      <w:proofErr w:type="spellStart"/>
+      <w:r>
+        <w:rPr>
+          <w:rFonts w:ascii="Times-Roman" w:eastAsia="Times-Roman" w:hAnsi="Times-Roman" w:cs="Times-Roman"/>
+          <w:sz w:val="24"/>
+        </w:rPr>
+        <w:t>To</w:t>
+      </w:r>
+      <w:proofErr w:type="spellEnd"/>
+      <w:r>
+        <w:rPr>
+          <w:rFonts w:ascii="Times-Roman" w:eastAsia="Times-Roman" w:hAnsi="Times-Roman" w:cs="Times-Roman"/>
+          <w:sz w:val="24"/>
+        </w:rPr>
+        <w:t xml:space="preserve"> </w:t>
+      </w:r>
+      <w:proofErr w:type="spellStart"/>
+      <w:r>
+        <w:rPr>
+          <w:rFonts w:ascii="Times-Roman" w:eastAsia="Times-Roman" w:hAnsi="Times-Roman" w:cs="Times-Roman"/>
+          <w:sz w:val="24"/>
+        </w:rPr>
+        <w:t>Firearms</w:t>
+      </w:r>
+      <w:proofErr w:type="spellEnd"/>
+      <w:r>
+        <w:rPr>
+          <w:rFonts w:ascii="Times-Roman" w:eastAsia="Times-Roman" w:hAnsi="Times-Roman" w:cs="Times-Roman"/>
+          <w:sz w:val="24"/>
+        </w:rPr>
+        <w:t xml:space="preserve"> </w:t>
+      </w:r>
+      <w:proofErr w:type="spellStart"/>
+      <w:r>
+        <w:rPr>
+          <w:rFonts w:ascii="Times-Roman" w:eastAsia="Times-Roman" w:hAnsi="Times-Roman" w:cs="Times-Roman"/>
+          <w:sz w:val="24"/>
+        </w:rPr>
+        <w:t>Examination</w:t>
+      </w:r>
+      <w:proofErr w:type="spellEnd"/>
+      <w:r>
+        <w:rPr>
+          <w:rFonts w:ascii="Times-Roman" w:eastAsia="Times-Roman" w:hAnsi="Times-Roman" w:cs="Times-Roman"/>
+          <w:sz w:val="24"/>
+        </w:rPr>
+        <w:t xml:space="preserve">. Disponível em: </w:t>
+      </w:r>
+      <w:proofErr w:type="spellStart"/>
+      <w:proofErr w:type="gramStart"/>
+      <w:r>
+        <w:rPr>
+          <w:rFonts w:ascii="Times-Roman" w:eastAsia="Times-Roman" w:hAnsi="Times-Roman" w:cs="Times-Roman"/>
+          <w:sz w:val="24"/>
+        </w:rPr>
+        <w:t>https</w:t>
+      </w:r>
+      <w:proofErr w:type="spellEnd"/>
+      <w:r>
+        <w:rPr>
+          <w:rFonts w:ascii="Times-Roman" w:eastAsia="Times-Roman" w:hAnsi="Times-Roman" w:cs="Times-Roman"/>
+          <w:sz w:val="24"/>
+        </w:rPr>
+        <w:t>://</w:t>
+      </w:r>
+      <w:proofErr w:type="spellStart"/>
+      <w:r>
+        <w:rPr>
+          <w:rFonts w:ascii="Times-Roman" w:eastAsia="Times-Roman" w:hAnsi="Times-Roman" w:cs="Times-Roman"/>
+          <w:sz w:val="24"/>
+        </w:rPr>
+        <w:t>www.forensicsciencesimplified.org</w:t>
+      </w:r>
+      <w:proofErr w:type="spellEnd"/>
+      <w:r>
+        <w:rPr>
+          <w:rFonts w:ascii="Times-Roman" w:eastAsia="Times-Roman" w:hAnsi="Times-Roman" w:cs="Times-Roman"/>
+          <w:sz w:val="24"/>
+        </w:rPr>
+        <w:t>/ .</w:t>
+      </w:r>
+      <w:proofErr w:type="gramEnd"/>
+      <w:r>
+        <w:rPr>
+          <w:rFonts w:ascii="Times-Roman" w:eastAsia="Times-Roman" w:hAnsi="Times-Roman" w:cs="Times-Roman"/>
+          <w:sz w:val="24"/>
+        </w:rPr>
+        <w:t xml:space="preserve"> Acesso em 28/02/2024.</w:t>
       </w:r>
     </w:p>
     <w:p>
@@ -2264,13 +2460,38 @@
         <w:spacing w:after="0"/>
         <w:jc w:val="both"/>
       </w:pPr>
+      <w:proofErr w:type="spellStart"/>
       <w:r>
         <w:rPr>
           <w:rFonts w:ascii="Times-Roman" w:eastAsia="Times-Roman" w:hAnsi="Times-Roman" w:cs="Times-Roman"/>
           <w:sz w:val="24"/>
         </w:rPr>
         <w:lastRenderedPageBreak/>
-        <w:t>TOCHETTO, Domingos. Balística Forense. Aspectos Técnicos e Jurídicos. 10. ed. Campinas: Millennium, 2020.</w:t>
+        <w:t>TOCHETTO</w:t>
+      </w:r>
+      <w:proofErr w:type="spellEnd"/>
+      <w:r>
+        <w:rPr>
+          <w:rFonts w:ascii="Times-Roman" w:eastAsia="Times-Roman" w:hAnsi="Times-Roman" w:cs="Times-Roman"/>
+          <w:sz w:val="24"/>
+        </w:rPr>
+        <w:t xml:space="preserve">, Domingos. </w:t>
+      </w:r>
+      <w:proofErr w:type="gramStart"/>
+      <w:r>
+        <w:rPr>
+          <w:rFonts w:ascii="Times-Roman" w:eastAsia="Times-Roman" w:hAnsi="Times-Roman" w:cs="Times-Roman"/>
+          <w:sz w:val="24"/>
+        </w:rPr>
+        <w:t>Balística Forense</w:t>
+      </w:r>
+      <w:proofErr w:type="gramEnd"/>
+      <w:r>
+        <w:rPr>
+          <w:rFonts w:ascii="Times-Roman" w:eastAsia="Times-Roman" w:hAnsi="Times-Roman" w:cs="Times-Roman"/>
+          <w:sz w:val="24"/>
+        </w:rPr>
+        <w:t>. Aspectos Técnicos e Jurídicos. 10. ed. Campinas: Millennium, 2020.</w:t>
       </w:r>
     </w:p>
     <w:p>
@@ -3193,7 +3414,6 @@
   <w:style w:type="character" w:default="1" w:styleId="Fontepargpadro">
     <w:name w:val="Default Paragraph Font"/>
     <w:uiPriority w:val="1"/>
-    <w:semiHidden/>
     <w:unhideWhenUsed/>
   </w:style>
   <w:style w:type="table" w:default="1" w:styleId="Tabelanormal">
